--- a/PW I/Atividade 02 - Tipográfia Alunos (1).docx
+++ b/PW I/Atividade 02 - Tipográfia Alunos (1).docx
@@ -1,6 +1,6 @@
 
 <file path=word/document.xml><?xml version="1.0" encoding="utf-8"?>
-<w:document xmlns:wpc="http://schemas.microsoft.com/office/word/2010/wordprocessingCanvas" xmlns:cx="http://schemas.microsoft.com/office/drawing/2014/chartex" xmlns:cx1="http://schemas.microsoft.com/office/drawing/2015/9/8/chartex" xmlns:cx2="http://schemas.microsoft.com/office/drawing/2015/10/21/chartex" xmlns:cx3="http://schemas.microsoft.com/office/drawing/2016/5/9/chartex" xmlns:cx4="http://schemas.microsoft.com/office/drawing/2016/5/10/chartex" xmlns:cx5="http://schemas.microsoft.com/office/drawing/2016/5/11/chartex" xmlns:cx6="http://schemas.microsoft.com/office/drawing/2016/5/12/chartex" xmlns:cx7="http://schemas.microsoft.com/office/drawing/2016/5/13/chartex" xmlns:cx8="http://schemas.microsoft.com/office/drawing/2016/5/14/chartex" xmlns:mc="http://schemas.openxmlformats.org/markup-compatibility/2006" xmlns:aink="http://schemas.microsoft.com/office/drawing/2016/ink" xmlns:am3d="http://schemas.microsoft.com/office/drawing/2017/model3d" xmlns:o="urn:schemas-microsoft-com:office:office" xmlns:oel="http://schemas.microsoft.com/office/2019/extlst" xmlns:r="http://schemas.openxmlformats.org/officeDocument/2006/relationships" xmlns:m="http://schemas.openxmlformats.org/officeDocument/2006/math" xmlns:v="urn:schemas-microsoft-com:vml" xmlns:wp14="http://schemas.microsoft.com/office/word/2010/wordprocessingDrawing" xmlns:wp="http://schemas.openxmlformats.org/drawingml/2006/wordprocessingDrawing" xmlns:w10="urn:schemas-microsoft-com:office:word" xmlns:w="http://schemas.openxmlformats.org/wordprocessingml/2006/main" xmlns:w14="http://schemas.microsoft.com/office/word/2010/wordml" xmlns:w15="http://schemas.microsoft.com/office/word/2012/wordml" xmlns:w16cex="http://schemas.microsoft.com/office/word/2018/wordml/cex" xmlns:w16cid="http://schemas.microsoft.com/office/word/2016/wordml/cid" xmlns:w16="http://schemas.microsoft.com/office/word/2018/wordml" xmlns:w16du="http://schemas.microsoft.com/office/word/2023/wordml/word16du" xmlns:w16sdtdh="http://schemas.microsoft.com/office/word/2020/wordml/sdtdatahash" xmlns:w16sdtfl="http://schemas.microsoft.com/office/word/2024/wordml/sdtformatlock" xmlns:w16se="http://schemas.microsoft.com/office/word/2015/wordml/symex" xmlns:wpg="http://schemas.microsoft.com/office/word/2010/wordprocessingGroup" xmlns:wpi="http://schemas.microsoft.com/office/word/2010/wordprocessingInk" xmlns:wne="http://schemas.microsoft.com/office/word/2006/wordml" xmlns:wps="http://schemas.microsoft.com/office/word/2010/wordprocessingShape" mc:Ignorable="w14 w15 w16se w16cid w16 w16cex w16sdtdh w16sdtfl w16du wp14">
+<w:document xmlns:wpc="http://schemas.microsoft.com/office/word/2010/wordprocessingCanvas" xmlns:cx="http://schemas.microsoft.com/office/drawing/2014/chartex" xmlns:mc="http://schemas.openxmlformats.org/markup-compatibility/2006" xmlns:o="urn:schemas-microsoft-com:office:office" xmlns:r="http://schemas.openxmlformats.org/officeDocument/2006/relationships" xmlns:m="http://schemas.openxmlformats.org/officeDocument/2006/math" xmlns:v="urn:schemas-microsoft-com:vml" xmlns:wp14="http://schemas.microsoft.com/office/word/2010/wordprocessingDrawing" xmlns:wp="http://schemas.openxmlformats.org/drawingml/2006/wordprocessingDrawing" xmlns:w10="urn:schemas-microsoft-com:office:word" xmlns:w="http://schemas.openxmlformats.org/wordprocessingml/2006/main" xmlns:w14="http://schemas.microsoft.com/office/word/2010/wordml" xmlns:w15="http://schemas.microsoft.com/office/word/2012/wordml" xmlns:w16se="http://schemas.microsoft.com/office/word/2015/wordml/symex" xmlns:wpg="http://schemas.microsoft.com/office/word/2010/wordprocessingGroup" xmlns:wpi="http://schemas.microsoft.com/office/word/2010/wordprocessingInk" xmlns:wne="http://schemas.microsoft.com/office/word/2006/wordml" xmlns:wps="http://schemas.microsoft.com/office/word/2010/wordprocessingShape" mc:Ignorable="w14 w15 w16se wp14">
   <w:body>
     <w:p>
       <w:pPr>
@@ -134,6 +134,12 @@
         </w:rPr>
         <w:t>O que são?</w:t>
       </w:r>
+      <w:r>
+        <w:t xml:space="preserve"> </w:t>
+      </w:r>
+      <w:r>
+        <w:t>Fontes serifadas são tipos de letra que possuem pequenos traços, "pés" ou prolongamentos nas extremidades das hastes, transmitindo elegância, tradição e autoridade</w:t>
+      </w:r>
     </w:p>
     <w:p>
       <w:pPr>
@@ -153,6 +159,20 @@
         </w:rPr>
         <w:t>Quais são suas principais características?</w:t>
       </w:r>
+      <w:r>
+        <w:t xml:space="preserve"> </w:t>
+      </w:r>
+      <w:r>
+        <w:t>Fontes serifadas são caracterizadas pela presença de pequenos traços, "pezinhos" ou prolongamentos nas extremidades das hastes das letras, conhecidos como serifas ou remates</w:t>
+      </w:r>
+      <w:r>
+        <w:rPr>
+          <w:rFonts w:ascii="Arial" w:hAnsi="Arial" w:cs="Arial"/>
+          <w:color w:val="0A0A0A"/>
+          <w:shd w:val="clear" w:color="auto" w:fill="FFFFFF"/>
+        </w:rPr>
+        <w:t>.</w:t>
+      </w:r>
     </w:p>
     <w:p>
       <w:pPr>
@@ -172,6 +192,224 @@
         </w:rPr>
         <w:t>Onde são mais utilizadas?</w:t>
       </w:r>
+      <w:r>
+        <w:t xml:space="preserve"> </w:t>
+      </w:r>
+      <w:r>
+        <w:t>As fontes serifadas (com pequenos traços ou "pés" nas extremidades das letras) são mais utilizadas em contextos que exigem </w:t>
+      </w:r>
+      <w:r>
+        <w:rPr>
+          <w:rStyle w:val="Forte"/>
+          <w:rFonts w:ascii="Arial" w:hAnsi="Arial" w:cs="Arial"/>
+          <w:color w:val="0A0A0A"/>
+          <w:shd w:val="clear" w:color="auto" w:fill="FFFFFF"/>
+        </w:rPr>
+        <w:t>alta legibilidade em textos longos</w:t>
+      </w:r>
+      <w:r>
+        <w:rPr>
+          <w:rFonts w:ascii="Arial" w:hAnsi="Arial" w:cs="Arial"/>
+          <w:color w:val="0A0A0A"/>
+          <w:shd w:val="clear" w:color="auto" w:fill="FFFFFF"/>
+        </w:rPr>
+        <w:t>, </w:t>
+      </w:r>
+      <w:r>
+        <w:rPr>
+          <w:rStyle w:val="Forte"/>
+          <w:rFonts w:ascii="Arial" w:hAnsi="Arial" w:cs="Arial"/>
+          <w:color w:val="0A0A0A"/>
+          <w:shd w:val="clear" w:color="auto" w:fill="FFFFFF"/>
+        </w:rPr>
+        <w:t>transmissão de tradição</w:t>
+      </w:r>
+      <w:r>
+        <w:rPr>
+          <w:rFonts w:ascii="Arial" w:hAnsi="Arial" w:cs="Arial"/>
+          <w:color w:val="0A0A0A"/>
+          <w:shd w:val="clear" w:color="auto" w:fill="FFFFFF"/>
+        </w:rPr>
+        <w:t> e </w:t>
+      </w:r>
+      <w:r>
+        <w:rPr>
+          <w:rStyle w:val="Forte"/>
+          <w:rFonts w:ascii="Arial" w:hAnsi="Arial" w:cs="Arial"/>
+          <w:color w:val="0A0A0A"/>
+          <w:shd w:val="clear" w:color="auto" w:fill="FFFFFF"/>
+        </w:rPr>
+        <w:t>elegância</w:t>
+      </w:r>
+    </w:p>
+    <w:p>
+      <w:pPr>
+        <w:numPr>
+          <w:ilvl w:val="0"/>
+          <w:numId w:val="13"/>
+        </w:numPr>
+        <w:shd w:val="clear" w:color="auto" w:fill="FFFFFF"/>
+        <w:spacing w:after="180" w:line="360" w:lineRule="atLeast"/>
+        <w:ind w:left="0"/>
+        <w:rPr>
+          <w:rFonts w:ascii="Arial" w:eastAsia="Times New Roman" w:hAnsi="Arial" w:cs="Arial"/>
+          <w:color w:val="0A0A0A"/>
+          <w:kern w:val="0"/>
+          <w:sz w:val="24"/>
+          <w:szCs w:val="24"/>
+          <w:lang w:eastAsia="pt-BR"/>
+          <w14:ligatures w14:val="none"/>
+        </w:rPr>
+      </w:pPr>
+      <w:r>
+        <w:rPr>
+          <w:sz w:val="24"/>
+          <w:szCs w:val="24"/>
+        </w:rPr>
+        <w:t xml:space="preserve">Cite </w:t>
+      </w:r>
+      <w:r>
+        <w:rPr>
+          <w:b/>
+          <w:bCs/>
+          <w:sz w:val="24"/>
+          <w:szCs w:val="24"/>
+        </w:rPr>
+        <w:t>3 exemplos</w:t>
+      </w:r>
+      <w:r>
+        <w:rPr>
+          <w:sz w:val="24"/>
+          <w:szCs w:val="24"/>
+        </w:rPr>
+        <w:t>.</w:t>
+      </w:r>
+      <w:r>
+        <w:rPr>
+          <w:rStyle w:val="Forte"/>
+          <w:rFonts w:ascii="Arial" w:hAnsi="Arial" w:cs="Arial"/>
+          <w:color w:val="0A0A0A"/>
+        </w:rPr>
+        <w:t xml:space="preserve"> </w:t>
+      </w:r>
+      <w:r>
+        <w:rPr>
+          <w:rFonts w:ascii="Arial" w:eastAsia="Times New Roman" w:hAnsi="Arial" w:cs="Arial"/>
+          <w:b/>
+          <w:bCs/>
+          <w:color w:val="0A0A0A"/>
+          <w:kern w:val="0"/>
+          <w:sz w:val="24"/>
+          <w:szCs w:val="24"/>
+          <w:lang w:eastAsia="pt-BR"/>
+          <w14:ligatures w14:val="none"/>
+        </w:rPr>
+        <w:t>Times New Roman:</w:t>
+      </w:r>
+      <w:r>
+        <w:rPr>
+          <w:rFonts w:ascii="Arial" w:eastAsia="Times New Roman" w:hAnsi="Arial" w:cs="Arial"/>
+          <w:color w:val="0A0A0A"/>
+          <w:kern w:val="0"/>
+          <w:sz w:val="24"/>
+          <w:szCs w:val="24"/>
+          <w:lang w:eastAsia="pt-BR"/>
+          <w14:ligatures w14:val="none"/>
+        </w:rPr>
+        <w:t> Uma das fontes mais populares e clássicas, muito utilizada em textos longos, livros e documentos acadêmicos devido à sua alta legibilidade.</w:t>
+      </w:r>
+    </w:p>
+    <w:p>
+      <w:pPr>
+        <w:numPr>
+          <w:ilvl w:val="0"/>
+          <w:numId w:val="13"/>
+        </w:numPr>
+        <w:shd w:val="clear" w:color="auto" w:fill="FFFFFF"/>
+        <w:spacing w:after="180" w:line="360" w:lineRule="atLeast"/>
+        <w:ind w:left="0"/>
+        <w:rPr>
+          <w:rFonts w:ascii="Arial" w:eastAsia="Times New Roman" w:hAnsi="Arial" w:cs="Arial"/>
+          <w:color w:val="0A0A0A"/>
+          <w:kern w:val="0"/>
+          <w:sz w:val="24"/>
+          <w:szCs w:val="24"/>
+          <w:lang w:eastAsia="pt-BR"/>
+          <w14:ligatures w14:val="none"/>
+        </w:rPr>
+      </w:pPr>
+      <w:r>
+        <w:rPr>
+          <w:rFonts w:ascii="Arial" w:eastAsia="Times New Roman" w:hAnsi="Arial" w:cs="Arial"/>
+          <w:b/>
+          <w:bCs/>
+          <w:color w:val="0A0A0A"/>
+          <w:kern w:val="0"/>
+          <w:sz w:val="24"/>
+          <w:szCs w:val="24"/>
+          <w:lang w:eastAsia="pt-BR"/>
+          <w14:ligatures w14:val="none"/>
+        </w:rPr>
+        <w:t>Georgia:</w:t>
+      </w:r>
+      <w:r>
+        <w:rPr>
+          <w:rFonts w:ascii="Arial" w:eastAsia="Times New Roman" w:hAnsi="Arial" w:cs="Arial"/>
+          <w:color w:val="0A0A0A"/>
+          <w:kern w:val="0"/>
+          <w:sz w:val="24"/>
+          <w:szCs w:val="24"/>
+          <w:lang w:eastAsia="pt-BR"/>
+          <w14:ligatures w14:val="none"/>
+        </w:rPr>
+        <w:t> Projetada especificamente para ser legível em telas, mantendo um estilo elegante e tradicional.</w:t>
+      </w:r>
+    </w:p>
+    <w:p>
+      <w:pPr>
+        <w:numPr>
+          <w:ilvl w:val="0"/>
+          <w:numId w:val="13"/>
+        </w:numPr>
+        <w:shd w:val="clear" w:color="auto" w:fill="FFFFFF"/>
+        <w:spacing w:after="180" w:line="360" w:lineRule="atLeast"/>
+        <w:ind w:left="0"/>
+        <w:rPr>
+          <w:rFonts w:ascii="Arial" w:eastAsia="Times New Roman" w:hAnsi="Arial" w:cs="Arial"/>
+          <w:color w:val="0A0A0A"/>
+          <w:kern w:val="0"/>
+          <w:sz w:val="24"/>
+          <w:szCs w:val="24"/>
+          <w:lang w:eastAsia="pt-BR"/>
+          <w14:ligatures w14:val="none"/>
+        </w:rPr>
+      </w:pPr>
+      <w:r>
+        <w:rPr>
+          <w:rFonts w:ascii="Arial" w:eastAsia="Times New Roman" w:hAnsi="Arial" w:cs="Arial"/>
+          <w:b/>
+          <w:bCs/>
+          <w:color w:val="0A0A0A"/>
+          <w:kern w:val="0"/>
+          <w:sz w:val="24"/>
+          <w:szCs w:val="24"/>
+          <w:lang w:eastAsia="pt-BR"/>
+          <w14:ligatures w14:val="none"/>
+        </w:rPr>
+        <w:t>Garamond:</w:t>
+      </w:r>
+      <w:r>
+        <w:rPr>
+          <w:rFonts w:ascii="Arial" w:eastAsia="Times New Roman" w:hAnsi="Arial" w:cs="Arial"/>
+          <w:color w:val="0A0A0A"/>
+          <w:kern w:val="0"/>
+          <w:sz w:val="24"/>
+          <w:szCs w:val="24"/>
+          <w:lang w:eastAsia="pt-BR"/>
+          <w14:ligatures w14:val="none"/>
+        </w:rPr>
+        <w:t> Uma fonte clássica, frequentemente usada em diagramação de livros e materiais impressos que exigem sofisticação</w:t>
+      </w:r>
     </w:p>
     <w:p>
       <w:pPr>
@@ -184,29 +422,6 @@
           <w:szCs w:val="24"/>
         </w:rPr>
       </w:pPr>
-      <w:r>
-        <w:rPr>
-          <w:sz w:val="24"/>
-          <w:szCs w:val="24"/>
-        </w:rPr>
-        <w:t xml:space="preserve">Cite </w:t>
-      </w:r>
-      <w:r>
-        <w:rPr>
-          <w:b/>
-          <w:bCs/>
-          <w:sz w:val="24"/>
-          <w:szCs w:val="24"/>
-        </w:rPr>
-        <w:t>3 exemplos</w:t>
-      </w:r>
-      <w:r>
-        <w:rPr>
-          <w:sz w:val="24"/>
-          <w:szCs w:val="24"/>
-        </w:rPr>
-        <w:t>.</w:t>
-      </w:r>
     </w:p>
     <w:p>
       <w:r>
@@ -231,27 +446,7 @@
           <w:sz w:val="24"/>
           <w:szCs w:val="24"/>
         </w:rPr>
-        <w:t>Fontes Não Serifadas (</w:t>
-      </w:r>
-      <w:proofErr w:type="spellStart"/>
-      <w:r>
-        <w:rPr>
-          <w:b/>
-          <w:bCs/>
-          <w:sz w:val="24"/>
-          <w:szCs w:val="24"/>
-        </w:rPr>
-        <w:t>Sans-serif</w:t>
-      </w:r>
-      <w:proofErr w:type="spellEnd"/>
-      <w:r>
-        <w:rPr>
-          <w:b/>
-          <w:bCs/>
-          <w:sz w:val="24"/>
-          <w:szCs w:val="24"/>
-        </w:rPr>
-        <w:t>) (1,0)</w:t>
+        <w:t>Fontes Não Serifadas (Sans-serif) (1,0)</w:t>
       </w:r>
     </w:p>
     <w:p>
@@ -272,6 +467,68 @@
         </w:rPr>
         <w:t>O que são?</w:t>
       </w:r>
+      <w:r>
+        <w:t xml:space="preserve"> </w:t>
+      </w:r>
+      <w:r>
+        <w:t>Fontes </w:t>
+      </w:r>
+      <w:r>
+        <w:rPr>
+          <w:rStyle w:val="Forte"/>
+          <w:rFonts w:ascii="Arial" w:hAnsi="Arial" w:cs="Arial"/>
+          <w:color w:val="0A0A0A"/>
+          <w:shd w:val="clear" w:color="auto" w:fill="FFFFFF"/>
+        </w:rPr>
+        <w:t>não serifadas</w:t>
+      </w:r>
+      <w:r>
+        <w:rPr>
+          <w:rFonts w:ascii="Arial" w:hAnsi="Arial" w:cs="Arial"/>
+          <w:color w:val="0A0A0A"/>
+          <w:shd w:val="clear" w:color="auto" w:fill="FFFFFF"/>
+        </w:rPr>
+        <w:t>, tecnicamente conhecidas como </w:t>
+      </w:r>
+      <w:r>
+        <w:rPr>
+          <w:rStyle w:val="Forte"/>
+          <w:rFonts w:ascii="Arial" w:hAnsi="Arial" w:cs="Arial"/>
+          <w:i/>
+          <w:iCs/>
+          <w:color w:val="0A0A0A"/>
+          <w:shd w:val="clear" w:color="auto" w:fill="FFFFFF"/>
+        </w:rPr>
+        <w:t>sans-serif</w:t>
+      </w:r>
+      <w:r>
+        <w:rPr>
+          <w:rFonts w:ascii="Arial" w:hAnsi="Arial" w:cs="Arial"/>
+          <w:color w:val="0A0A0A"/>
+          <w:shd w:val="clear" w:color="auto" w:fill="FFFFFF"/>
+        </w:rPr>
+        <w:t>, </w:t>
+      </w:r>
+      <w:r>
+        <w:t>são tipos de letra que </w:t>
+      </w:r>
+      <w:r>
+        <w:rPr>
+          <w:rStyle w:val="Forte"/>
+        </w:rPr>
+        <w:t>não possuem pequenos traços, serifas ou "pezinhos"</w:t>
+      </w:r>
+      <w:r>
+        <w:t> nas extremidades das letras</w:t>
+      </w:r>
+      <w:r>
+        <w:rPr>
+          <w:rFonts w:ascii="Arial" w:hAnsi="Arial" w:cs="Arial"/>
+          <w:color w:val="0A0A0A"/>
+          <w:shd w:val="clear" w:color="auto" w:fill="FFFFFF"/>
+        </w:rPr>
+        <w:t>.</w:t>
+      </w:r>
     </w:p>
     <w:p>
       <w:pPr>
@@ -291,6 +548,46 @@
         </w:rPr>
         <w:t>Quais são suas características visuais?</w:t>
       </w:r>
+      <w:r>
+        <w:t xml:space="preserve"> </w:t>
+      </w:r>
+      <w:r>
+        <w:t>As fontes </w:t>
+      </w:r>
+      <w:r>
+        <w:rPr>
+          <w:rStyle w:val="Forte"/>
+          <w:rFonts w:ascii="Arial" w:hAnsi="Arial" w:cs="Arial"/>
+          <w:color w:val="0A0A0A"/>
+          <w:shd w:val="clear" w:color="auto" w:fill="FFFFFF"/>
+        </w:rPr>
+        <w:t>sem serifa</w:t>
+      </w:r>
+      <w:r>
+        <w:rPr>
+          <w:rFonts w:ascii="Arial" w:hAnsi="Arial" w:cs="Arial"/>
+          <w:color w:val="0A0A0A"/>
+          <w:shd w:val="clear" w:color="auto" w:fill="FFFFFF"/>
+        </w:rPr>
+        <w:t> (ou </w:t>
+      </w:r>
+      <w:r>
+        <w:rPr>
+          <w:rStyle w:val="nfase"/>
+          <w:rFonts w:ascii="Arial" w:hAnsi="Arial" w:cs="Arial"/>
+          <w:color w:val="0A0A0A"/>
+          <w:shd w:val="clear" w:color="auto" w:fill="FFFFFF"/>
+        </w:rPr>
+        <w:t>sans-serif</w:t>
+      </w:r>
+      <w:r>
+        <w:rPr>
+          <w:rFonts w:ascii="Arial" w:hAnsi="Arial" w:cs="Arial"/>
+          <w:color w:val="0A0A0A"/>
+          <w:shd w:val="clear" w:color="auto" w:fill="FFFFFF"/>
+        </w:rPr>
+        <w:t>, em francês "sans" significa "sem" e, em holandês, "serif" refere-se a traços) são caracterizadas pela ausência de pequenas linhas ou adornos nas extremidades das letras. Elas são conhecidas por seu design limpo, moderno e minimalista</w:t>
+      </w:r>
     </w:p>
     <w:p>
       <w:pPr>
@@ -308,7 +605,189 @@
           <w:sz w:val="24"/>
           <w:szCs w:val="24"/>
         </w:rPr>
+        <w:lastRenderedPageBreak/>
         <w:t>Em quais situações são mais usadas?</w:t>
+      </w:r>
+      <w:r>
+        <w:t xml:space="preserve"> </w:t>
+      </w:r>
+      <w:r>
+        <w:t>Fontes sem serifa (sans-serif), conhecidas por seus traços retos, limpos e sem adornos, são mais utilizadas em situações que exigem </w:t>
+      </w:r>
+      <w:r>
+        <w:rPr>
+          <w:rStyle w:val="Forte"/>
+        </w:rPr>
+        <w:t>legibilidade em telas, modernidade, minimalismo e clareza visual</w:t>
+      </w:r>
+    </w:p>
+    <w:p>
+      <w:pPr>
+        <w:numPr>
+          <w:ilvl w:val="0"/>
+          <w:numId w:val="14"/>
+        </w:numPr>
+        <w:shd w:val="clear" w:color="auto" w:fill="FFFFFF"/>
+        <w:spacing w:after="180" w:line="360" w:lineRule="atLeast"/>
+        <w:ind w:left="0"/>
+        <w:rPr>
+          <w:rFonts w:ascii="Arial" w:eastAsia="Times New Roman" w:hAnsi="Arial" w:cs="Arial"/>
+          <w:color w:val="0A0A0A"/>
+          <w:kern w:val="0"/>
+          <w:sz w:val="24"/>
+          <w:szCs w:val="24"/>
+          <w:lang w:eastAsia="pt-BR"/>
+          <w14:ligatures w14:val="none"/>
+        </w:rPr>
+      </w:pPr>
+      <w:r>
+        <w:rPr>
+          <w:sz w:val="24"/>
+          <w:szCs w:val="24"/>
+        </w:rPr>
+        <w:t xml:space="preserve">Cite </w:t>
+      </w:r>
+      <w:r>
+        <w:rPr>
+          <w:b/>
+          <w:bCs/>
+          <w:sz w:val="24"/>
+          <w:szCs w:val="24"/>
+        </w:rPr>
+        <w:t>3 exemplos</w:t>
+      </w:r>
+      <w:r>
+        <w:rPr>
+          <w:sz w:val="24"/>
+          <w:szCs w:val="24"/>
+        </w:rPr>
+        <w:t>.</w:t>
+      </w:r>
+      <w:r>
+        <w:rPr>
+          <w:rStyle w:val="Forte"/>
+          <w:rFonts w:ascii="Arial" w:hAnsi="Arial" w:cs="Arial"/>
+          <w:color w:val="0A0A0A"/>
+        </w:rPr>
+        <w:t xml:space="preserve"> </w:t>
+      </w:r>
+      <w:r>
+        <w:rPr>
+          <w:rFonts w:ascii="Arial" w:eastAsia="Times New Roman" w:hAnsi="Arial" w:cs="Arial"/>
+          <w:b/>
+          <w:bCs/>
+          <w:color w:val="0A0A0A"/>
+          <w:kern w:val="0"/>
+          <w:sz w:val="24"/>
+          <w:szCs w:val="24"/>
+          <w:lang w:eastAsia="pt-BR"/>
+          <w14:ligatures w14:val="none"/>
+        </w:rPr>
+        <w:t>Helvetica:</w:t>
+      </w:r>
+      <w:r>
+        <w:rPr>
+          <w:rFonts w:ascii="Arial" w:eastAsia="Times New Roman" w:hAnsi="Arial" w:cs="Arial"/>
+          <w:color w:val="0A0A0A"/>
+          <w:kern w:val="0"/>
+          <w:sz w:val="24"/>
+          <w:szCs w:val="24"/>
+          <w:lang w:eastAsia="pt-BR"/>
+          <w14:ligatures w14:val="none"/>
+        </w:rPr>
+        <w:t> Uma das fontes sem serifa mais populares e versáteis do mundo, amplamente utilizada em design gráfico e sinalização.</w:t>
+      </w:r>
+    </w:p>
+    <w:p>
+      <w:pPr>
+        <w:numPr>
+          <w:ilvl w:val="0"/>
+          <w:numId w:val="14"/>
+        </w:numPr>
+        <w:shd w:val="clear" w:color="auto" w:fill="FFFFFF"/>
+        <w:spacing w:after="180" w:line="360" w:lineRule="atLeast"/>
+        <w:ind w:left="0"/>
+        <w:rPr>
+          <w:rFonts w:ascii="Arial" w:eastAsia="Times New Roman" w:hAnsi="Arial" w:cs="Arial"/>
+          <w:color w:val="0A0A0A"/>
+          <w:kern w:val="0"/>
+          <w:sz w:val="24"/>
+          <w:szCs w:val="24"/>
+          <w:lang w:eastAsia="pt-BR"/>
+          <w14:ligatures w14:val="none"/>
+        </w:rPr>
+      </w:pPr>
+      <w:r>
+        <w:rPr>
+          <w:rFonts w:ascii="Arial" w:eastAsia="Times New Roman" w:hAnsi="Arial" w:cs="Arial"/>
+          <w:b/>
+          <w:bCs/>
+          <w:color w:val="0A0A0A"/>
+          <w:kern w:val="0"/>
+          <w:sz w:val="24"/>
+          <w:szCs w:val="24"/>
+          <w:lang w:eastAsia="pt-BR"/>
+          <w14:ligatures w14:val="none"/>
+        </w:rPr>
+        <w:t>Arial:</w:t>
+      </w:r>
+      <w:r>
+        <w:rPr>
+          <w:rFonts w:ascii="Arial" w:eastAsia="Times New Roman" w:hAnsi="Arial" w:cs="Arial"/>
+          <w:color w:val="0A0A0A"/>
+          <w:kern w:val="0"/>
+          <w:sz w:val="24"/>
+          <w:szCs w:val="24"/>
+          <w:lang w:eastAsia="pt-BR"/>
+          <w14:ligatures w14:val="none"/>
+        </w:rPr>
+        <w:t> Uma fonte padrão muito comum, conhecida por sua alta legibilidade em telas e documentos.</w:t>
+      </w:r>
+    </w:p>
+    <w:p>
+      <w:pPr>
+        <w:numPr>
+          <w:ilvl w:val="0"/>
+          <w:numId w:val="14"/>
+        </w:numPr>
+        <w:shd w:val="clear" w:color="auto" w:fill="FFFFFF"/>
+        <w:spacing w:after="180" w:line="360" w:lineRule="atLeast"/>
+        <w:ind w:left="0"/>
+        <w:rPr>
+          <w:rFonts w:ascii="Arial" w:eastAsia="Times New Roman" w:hAnsi="Arial" w:cs="Arial"/>
+          <w:color w:val="0A0A0A"/>
+          <w:kern w:val="0"/>
+          <w:sz w:val="24"/>
+          <w:szCs w:val="24"/>
+          <w:lang w:eastAsia="pt-BR"/>
+          <w14:ligatures w14:val="none"/>
+        </w:rPr>
+      </w:pPr>
+      <w:r>
+        <w:rPr>
+          <w:rFonts w:ascii="Arial" w:eastAsia="Times New Roman" w:hAnsi="Arial" w:cs="Arial"/>
+          <w:b/>
+          <w:bCs/>
+          <w:color w:val="0A0A0A"/>
+          <w:kern w:val="0"/>
+          <w:sz w:val="24"/>
+          <w:szCs w:val="24"/>
+          <w:lang w:eastAsia="pt-BR"/>
+          <w14:ligatures w14:val="none"/>
+        </w:rPr>
+        <w:t>Roboto:</w:t>
+      </w:r>
+      <w:r>
+        <w:rPr>
+          <w:rFonts w:ascii="Arial" w:eastAsia="Times New Roman" w:hAnsi="Arial" w:cs="Arial"/>
+          <w:color w:val="0A0A0A"/>
+          <w:kern w:val="0"/>
+          <w:sz w:val="24"/>
+          <w:szCs w:val="24"/>
+          <w:lang w:eastAsia="pt-BR"/>
+          <w14:ligatures w14:val="none"/>
+        </w:rPr>
+        <w:t> Desenvolvida pelo Google, é uma fonte moderna com boa legibilidade, muito usada na web e sistemas Android.</w:t>
       </w:r>
     </w:p>
     <w:p>
@@ -322,29 +801,6 @@
           <w:szCs w:val="24"/>
         </w:rPr>
       </w:pPr>
-      <w:r>
-        <w:rPr>
-          <w:sz w:val="24"/>
-          <w:szCs w:val="24"/>
-        </w:rPr>
-        <w:t xml:space="preserve">Cite </w:t>
-      </w:r>
-      <w:r>
-        <w:rPr>
-          <w:b/>
-          <w:bCs/>
-          <w:sz w:val="24"/>
-          <w:szCs w:val="24"/>
-        </w:rPr>
-        <w:t>3 exemplos</w:t>
-      </w:r>
-      <w:r>
-        <w:rPr>
-          <w:sz w:val="24"/>
-          <w:szCs w:val="24"/>
-        </w:rPr>
-        <w:t>.</w:t>
-      </w:r>
     </w:p>
     <w:p>
       <w:pPr>
@@ -379,9 +835,8 @@
           <w:sz w:val="24"/>
           <w:szCs w:val="24"/>
         </w:rPr>
-        <w:t xml:space="preserve"> Fontes </w:t>
-      </w:r>
-      <w:proofErr w:type="spellStart"/>
+        <w:t>Fontes Monoespaçadas (1,</w:t>
+      </w:r>
       <w:r>
         <w:rPr>
           <w:b/>
@@ -389,9 +844,8 @@
           <w:sz w:val="24"/>
           <w:szCs w:val="24"/>
         </w:rPr>
-        <w:t>Monoespaçadas</w:t>
-      </w:r>
-      <w:proofErr w:type="spellEnd"/>
+        <w:t>0</w:t>
+      </w:r>
       <w:r>
         <w:rPr>
           <w:b/>
@@ -399,7 +853,266 @@
           <w:sz w:val="24"/>
           <w:szCs w:val="24"/>
         </w:rPr>
-        <w:t xml:space="preserve"> (1,0)</w:t>
+        <w:t>)</w:t>
+      </w:r>
+    </w:p>
+    <w:p>
+      <w:pPr>
+        <w:rPr>
+          <w:b/>
+          <w:bCs/>
+          <w:sz w:val="24"/>
+          <w:szCs w:val="24"/>
+        </w:rPr>
+      </w:pPr>
+      <w:r>
+        <w:rPr>
+          <w:b/>
+          <w:bCs/>
+          <w:sz w:val="24"/>
+          <w:szCs w:val="24"/>
+        </w:rPr>
+        <w:t>O que significa</w:t>
+      </w:r>
+      <w:r>
+        <w:t xml:space="preserve"> </w:t>
+      </w:r>
+      <w:r>
+        <w:t>Fontes monoespaçadas (ou de largura fixa) são tipos de letra onde cada caractere, número e símbolo ocupa exatamente a mesma quantidade de espaço horizontal</w:t>
+      </w:r>
+      <w:r>
+        <w:rPr>
+          <w:rFonts w:ascii="Arial" w:hAnsi="Arial" w:cs="Arial"/>
+          <w:color w:val="0A0A0A"/>
+          <w:shd w:val="clear" w:color="auto" w:fill="FFFFFF"/>
+        </w:rPr>
+        <w:t>.</w:t>
+      </w:r>
+    </w:p>
+    <w:p>
+      <w:pPr>
+        <w:rPr>
+          <w:sz w:val="24"/>
+          <w:szCs w:val="24"/>
+        </w:rPr>
+      </w:pPr>
+      <w:r>
+        <w:rPr>
+          <w:sz w:val="24"/>
+          <w:szCs w:val="24"/>
+        </w:rPr>
+        <w:t>Onde esse tipo de fonte é mais utilizado?</w:t>
+      </w:r>
+      <w:r>
+        <w:t xml:space="preserve"> </w:t>
+      </w:r>
+      <w:r>
+        <w:t>Fontes monoespaçadas (ou </w:t>
+      </w:r>
+      <w:r>
+        <w:rPr>
+          <w:rStyle w:val="nfase"/>
+          <w:rFonts w:ascii="Arial" w:hAnsi="Arial" w:cs="Arial"/>
+          <w:color w:val="0A0A0A"/>
+          <w:shd w:val="clear" w:color="auto" w:fill="FFFFFF"/>
+        </w:rPr>
+        <w:t>monospace</w:t>
+      </w:r>
+      <w:r>
+        <w:rPr>
+          <w:rFonts w:ascii="Arial" w:hAnsi="Arial" w:cs="Arial"/>
+          <w:color w:val="0A0A0A"/>
+          <w:shd w:val="clear" w:color="auto" w:fill="FFFFFF"/>
+        </w:rPr>
+        <w:t>) são caracterizadas por terem todos os caracteres com a mesma largura. Devido a essa uniformidade, elas são mais utilizadas em contextos que exigem alinhamento preciso, clareza técnica e legibilidade de caracteres individuais.</w:t>
+      </w:r>
+    </w:p>
+    <w:p>
+      <w:pPr>
+        <w:numPr>
+          <w:ilvl w:val="0"/>
+          <w:numId w:val="15"/>
+        </w:numPr>
+        <w:shd w:val="clear" w:color="auto" w:fill="FFFFFF"/>
+        <w:spacing w:after="180" w:line="360" w:lineRule="atLeast"/>
+        <w:ind w:left="0"/>
+        <w:rPr>
+          <w:rFonts w:ascii="Arial" w:eastAsia="Times New Roman" w:hAnsi="Arial" w:cs="Arial"/>
+          <w:color w:val="0A0A0A"/>
+          <w:kern w:val="0"/>
+          <w:sz w:val="24"/>
+          <w:szCs w:val="24"/>
+          <w:lang w:eastAsia="pt-BR"/>
+          <w14:ligatures w14:val="none"/>
+        </w:rPr>
+      </w:pPr>
+      <w:r>
+        <w:rPr>
+          <w:sz w:val="24"/>
+          <w:szCs w:val="24"/>
+        </w:rPr>
+        <w:t xml:space="preserve">Cite </w:t>
+      </w:r>
+      <w:r>
+        <w:rPr>
+          <w:b/>
+          <w:bCs/>
+          <w:sz w:val="24"/>
+          <w:szCs w:val="24"/>
+        </w:rPr>
+        <w:t>3 exemplos</w:t>
+      </w:r>
+      <w:r>
+        <w:rPr>
+          <w:sz w:val="24"/>
+          <w:szCs w:val="24"/>
+        </w:rPr>
+        <w:t>.</w:t>
+      </w:r>
+      <w:r>
+        <w:rPr>
+          <w:rStyle w:val="vkekvd"/>
+          <w:rFonts w:ascii="Arial" w:hAnsi="Arial" w:cs="Arial"/>
+          <w:color w:val="0A0A0A"/>
+        </w:rPr>
+        <w:t xml:space="preserve"> </w:t>
+      </w:r>
+    </w:p>
+    <w:p>
+      <w:pPr>
+        <w:numPr>
+          <w:ilvl w:val="0"/>
+          <w:numId w:val="15"/>
+        </w:numPr>
+        <w:shd w:val="clear" w:color="auto" w:fill="FFFFFF"/>
+        <w:spacing w:after="180" w:line="360" w:lineRule="atLeast"/>
+        <w:ind w:left="0"/>
+        <w:rPr>
+          <w:rFonts w:ascii="Times New Roman" w:eastAsia="Times New Roman" w:hAnsi="Times New Roman" w:cs="Times New Roman"/>
+          <w:kern w:val="0"/>
+          <w:sz w:val="24"/>
+          <w:szCs w:val="24"/>
+          <w:lang w:eastAsia="pt-BR"/>
+          <w14:ligatures w14:val="none"/>
+        </w:rPr>
+      </w:pPr>
+      <w:r>
+        <w:rPr>
+          <w:rFonts w:ascii="Arial" w:eastAsia="Times New Roman" w:hAnsi="Arial" w:cs="Arial"/>
+          <w:b/>
+          <w:bCs/>
+          <w:color w:val="0A0A0A"/>
+          <w:kern w:val="0"/>
+          <w:sz w:val="24"/>
+          <w:szCs w:val="24"/>
+          <w:lang w:eastAsia="pt-BR"/>
+          <w14:ligatures w14:val="none"/>
+        </w:rPr>
+        <w:t>Courier New:</w:t>
+      </w:r>
+      <w:r>
+        <w:rPr>
+          <w:rFonts w:ascii="Arial" w:eastAsia="Times New Roman" w:hAnsi="Arial" w:cs="Arial"/>
+          <w:color w:val="0A0A0A"/>
+          <w:kern w:val="0"/>
+          <w:sz w:val="24"/>
+          <w:szCs w:val="24"/>
+          <w:lang w:eastAsia="pt-BR"/>
+          <w14:ligatures w14:val="none"/>
+        </w:rPr>
+        <w:t> Uma das fontes monoespaçadas mais clássicas e comuns, baseada no design das máquinas de escrever.</w:t>
+      </w:r>
+    </w:p>
+    <w:p>
+      <w:pPr>
+        <w:numPr>
+          <w:ilvl w:val="0"/>
+          <w:numId w:val="15"/>
+        </w:numPr>
+        <w:shd w:val="clear" w:color="auto" w:fill="FFFFFF"/>
+        <w:spacing w:after="180" w:line="360" w:lineRule="atLeast"/>
+        <w:ind w:left="0"/>
+        <w:rPr>
+          <w:rFonts w:ascii="Arial" w:eastAsia="Times New Roman" w:hAnsi="Arial" w:cs="Arial"/>
+          <w:color w:val="0A0A0A"/>
+          <w:kern w:val="0"/>
+          <w:sz w:val="24"/>
+          <w:szCs w:val="24"/>
+          <w:lang w:eastAsia="pt-BR"/>
+          <w14:ligatures w14:val="none"/>
+        </w:rPr>
+      </w:pPr>
+      <w:r>
+        <w:rPr>
+          <w:rFonts w:ascii="Arial" w:eastAsia="Times New Roman" w:hAnsi="Arial" w:cs="Arial"/>
+          <w:b/>
+          <w:bCs/>
+          <w:color w:val="0A0A0A"/>
+          <w:kern w:val="0"/>
+          <w:sz w:val="24"/>
+          <w:szCs w:val="24"/>
+          <w:lang w:eastAsia="pt-BR"/>
+          <w14:ligatures w14:val="none"/>
+        </w:rPr>
+        <w:t>Consolas:</w:t>
+      </w:r>
+      <w:r>
+        <w:rPr>
+          <w:rFonts w:ascii="Arial" w:eastAsia="Times New Roman" w:hAnsi="Arial" w:cs="Arial"/>
+          <w:color w:val="0A0A0A"/>
+          <w:kern w:val="0"/>
+          <w:sz w:val="24"/>
+          <w:szCs w:val="24"/>
+          <w:lang w:eastAsia="pt-BR"/>
+          <w14:ligatures w14:val="none"/>
+        </w:rPr>
+        <w:t> Muito popular entre programadores, desenvolvida pela Microsoft, conhecida por ser nítida e de fácil leitura em terminais de código.</w:t>
+      </w:r>
+    </w:p>
+    <w:p>
+      <w:pPr>
+        <w:numPr>
+          <w:ilvl w:val="0"/>
+          <w:numId w:val="15"/>
+        </w:numPr>
+        <w:shd w:val="clear" w:color="auto" w:fill="FFFFFF"/>
+        <w:spacing w:after="180" w:line="360" w:lineRule="atLeast"/>
+        <w:ind w:left="0"/>
+        <w:rPr>
+          <w:rFonts w:ascii="Arial" w:eastAsia="Times New Roman" w:hAnsi="Arial" w:cs="Arial"/>
+          <w:color w:val="0A0A0A"/>
+          <w:kern w:val="0"/>
+          <w:sz w:val="24"/>
+          <w:szCs w:val="24"/>
+          <w:lang w:eastAsia="pt-BR"/>
+          <w14:ligatures w14:val="none"/>
+        </w:rPr>
+      </w:pPr>
+      <w:r>
+        <w:rPr>
+          <w:rFonts w:ascii="Arial" w:eastAsia="Times New Roman" w:hAnsi="Arial" w:cs="Arial"/>
+          <w:b/>
+          <w:bCs/>
+          <w:color w:val="0A0A0A"/>
+          <w:kern w:val="0"/>
+          <w:sz w:val="24"/>
+          <w:szCs w:val="24"/>
+          <w:lang w:eastAsia="pt-BR"/>
+          <w14:ligatures w14:val="none"/>
+        </w:rPr>
+        <w:t>Source Code Pro:</w:t>
+      </w:r>
+      <w:r>
+        <w:rPr>
+          <w:rFonts w:ascii="Arial" w:eastAsia="Times New Roman" w:hAnsi="Arial" w:cs="Arial"/>
+          <w:color w:val="0A0A0A"/>
+          <w:kern w:val="0"/>
+          <w:sz w:val="24"/>
+          <w:szCs w:val="24"/>
+          <w:lang w:eastAsia="pt-BR"/>
+          <w14:ligatures w14:val="none"/>
+        </w:rPr>
+        <w:t> Uma fonte de código aberto (open-source) criada pela Adobe, focada em legibilidade para programação. </w:t>
       </w:r>
     </w:p>
     <w:p>
@@ -415,80 +1128,14 @@
       </w:pPr>
       <w:r>
         <w:rPr>
-          <w:sz w:val="24"/>
-          <w:szCs w:val="24"/>
-        </w:rPr>
-        <w:t xml:space="preserve">O que significa </w:t>
-      </w:r>
-      <w:proofErr w:type="spellStart"/>
-      <w:r>
-        <w:rPr>
-          <w:sz w:val="24"/>
-          <w:szCs w:val="24"/>
-        </w:rPr>
-        <w:t>monoespaçada</w:t>
-      </w:r>
-      <w:proofErr w:type="spellEnd"/>
-      <w:r>
-        <w:rPr>
-          <w:sz w:val="24"/>
-          <w:szCs w:val="24"/>
-        </w:rPr>
-        <w:t>?</w:t>
-      </w:r>
-    </w:p>
-    <w:p>
-      <w:pPr>
-        <w:numPr>
-          <w:ilvl w:val="0"/>
-          <w:numId w:val="5"/>
-        </w:numPr>
-        <w:rPr>
-          <w:sz w:val="24"/>
-          <w:szCs w:val="24"/>
-        </w:rPr>
-      </w:pPr>
-      <w:r>
-        <w:rPr>
-          <w:sz w:val="24"/>
-          <w:szCs w:val="24"/>
-        </w:rPr>
-        <w:t>Onde esse tipo de fonte é mais utilizado?</w:t>
-      </w:r>
-    </w:p>
-    <w:p>
-      <w:pPr>
-        <w:numPr>
-          <w:ilvl w:val="0"/>
-          <w:numId w:val="5"/>
-        </w:numPr>
-        <w:rPr>
-          <w:sz w:val="24"/>
-          <w:szCs w:val="24"/>
-        </w:rPr>
-      </w:pPr>
-      <w:r>
-        <w:rPr>
-          <w:sz w:val="24"/>
-          <w:szCs w:val="24"/>
-        </w:rPr>
-        <w:t xml:space="preserve">Cite </w:t>
-      </w:r>
-      <w:r>
-        <w:rPr>
-          <w:b/>
-          <w:bCs/>
-          <w:sz w:val="24"/>
-          <w:szCs w:val="24"/>
-        </w:rPr>
-        <w:t>3 exemplos</w:t>
-      </w:r>
-      <w:r>
-        <w:rPr>
-          <w:sz w:val="24"/>
-          <w:szCs w:val="24"/>
-        </w:rPr>
-        <w:t>.</w:t>
+          <w:rFonts w:ascii="Times New Roman" w:eastAsia="Times New Roman" w:hAnsi="Times New Roman" w:cs="Times New Roman"/>
+          <w:kern w:val="0"/>
+          <w:sz w:val="24"/>
+          <w:szCs w:val="24"/>
+          <w:lang w:eastAsia="pt-BR"/>
+          <w14:ligatures w14:val="none"/>
+        </w:rPr>
+        <w:br/>
       </w:r>
     </w:p>
     <w:p>
@@ -545,6 +1192,29 @@
         </w:rPr>
         <w:t>O que caracteriza esse estilo?</w:t>
       </w:r>
+      <w:r>
+        <w:t xml:space="preserve"> </w:t>
+      </w:r>
+      <w:r>
+        <w:t>Fontes do estilo </w:t>
+      </w:r>
+      <w:r>
+        <w:rPr>
+          <w:rStyle w:val="Forte"/>
+          <w:rFonts w:ascii="Arial" w:hAnsi="Arial" w:cs="Arial"/>
+          <w:color w:val="0A0A0A"/>
+          <w:shd w:val="clear" w:color="auto" w:fill="FFFFFF"/>
+        </w:rPr>
+        <w:t>Script</w:t>
+      </w:r>
+      <w:r>
+        <w:rPr>
+          <w:rFonts w:ascii="Arial" w:hAnsi="Arial" w:cs="Arial"/>
+          <w:color w:val="0A0A0A"/>
+          <w:shd w:val="clear" w:color="auto" w:fill="FFFFFF"/>
+        </w:rPr>
+        <w:t> (também conhecidas como cursivas ou manuscritas) são caracterizadas por simularem a escrita à mão humana. </w:t>
+      </w:r>
     </w:p>
     <w:p>
       <w:pPr>
@@ -562,7 +1232,197 @@
           <w:sz w:val="24"/>
           <w:szCs w:val="24"/>
         </w:rPr>
+        <w:lastRenderedPageBreak/>
         <w:t>Em que tipo de projeto é mais comum?</w:t>
+      </w:r>
+      <w:r>
+        <w:t xml:space="preserve"> </w:t>
+      </w:r>
+      <w:r>
+        <w:t>Fontes script, que imitam a escrita cursiva, caligrafia ou o traço manual, são mais comuns em projetos que buscam transmitir </w:t>
+      </w:r>
+      <w:r>
+        <w:rPr>
+          <w:rStyle w:val="Forte"/>
+        </w:rPr>
+        <w:t>elegância, sofisticação, personalidade ou um toque artesanal/pessoal</w:t>
+      </w:r>
+      <w:r>
+        <w:rPr>
+          <w:rFonts w:ascii="Arial" w:hAnsi="Arial" w:cs="Arial"/>
+          <w:color w:val="0A0A0A"/>
+          <w:shd w:val="clear" w:color="auto" w:fill="FFFFFF"/>
+        </w:rPr>
+        <w:t>.</w:t>
+      </w:r>
+    </w:p>
+    <w:p>
+      <w:pPr>
+        <w:numPr>
+          <w:ilvl w:val="0"/>
+          <w:numId w:val="16"/>
+        </w:numPr>
+        <w:shd w:val="clear" w:color="auto" w:fill="FFFFFF"/>
+        <w:spacing w:after="180" w:line="360" w:lineRule="atLeast"/>
+        <w:ind w:left="0"/>
+        <w:rPr>
+          <w:rFonts w:ascii="Arial" w:eastAsia="Times New Roman" w:hAnsi="Arial" w:cs="Arial"/>
+          <w:color w:val="0A0A0A"/>
+          <w:kern w:val="0"/>
+          <w:sz w:val="24"/>
+          <w:szCs w:val="24"/>
+          <w:lang w:eastAsia="pt-BR"/>
+          <w14:ligatures w14:val="none"/>
+        </w:rPr>
+      </w:pPr>
+      <w:r>
+        <w:rPr>
+          <w:sz w:val="24"/>
+          <w:szCs w:val="24"/>
+        </w:rPr>
+        <w:t xml:space="preserve">Cite </w:t>
+      </w:r>
+      <w:r>
+        <w:rPr>
+          <w:b/>
+          <w:bCs/>
+          <w:sz w:val="24"/>
+          <w:szCs w:val="24"/>
+        </w:rPr>
+        <w:t>3 exemplos</w:t>
+      </w:r>
+      <w:r>
+        <w:rPr>
+          <w:sz w:val="24"/>
+          <w:szCs w:val="24"/>
+        </w:rPr>
+        <w:t>.</w:t>
+      </w:r>
+      <w:r>
+        <w:rPr>
+          <w:rStyle w:val="Forte"/>
+          <w:rFonts w:ascii="Arial" w:hAnsi="Arial" w:cs="Arial"/>
+          <w:color w:val="0A0A0A"/>
+        </w:rPr>
+        <w:t xml:space="preserve"> </w:t>
+      </w:r>
+      <w:r>
+        <w:rPr>
+          <w:rFonts w:ascii="Arial" w:eastAsia="Times New Roman" w:hAnsi="Arial" w:cs="Arial"/>
+          <w:b/>
+          <w:bCs/>
+          <w:color w:val="0A0A0A"/>
+          <w:kern w:val="0"/>
+          <w:sz w:val="24"/>
+          <w:szCs w:val="24"/>
+          <w:lang w:eastAsia="pt-BR"/>
+          <w14:ligatures w14:val="none"/>
+        </w:rPr>
+        <w:t>Dancing Script:</w:t>
+      </w:r>
+      <w:r>
+        <w:rPr>
+          <w:rFonts w:ascii="Arial" w:eastAsia="Times New Roman" w:hAnsi="Arial" w:cs="Arial"/>
+          <w:color w:val="0A0A0A"/>
+          <w:kern w:val="0"/>
+          <w:sz w:val="24"/>
+          <w:szCs w:val="24"/>
+          <w:lang w:eastAsia="pt-BR"/>
+          <w14:ligatures w14:val="none"/>
+        </w:rPr>
+        <w:t> Uma fonte vibrante e casual, com letras que "saltam" ligeiramente, ideal para um toque amigável e moderno.</w:t>
+      </w:r>
+    </w:p>
+    <w:p>
+      <w:pPr>
+        <w:numPr>
+          <w:ilvl w:val="0"/>
+          <w:numId w:val="16"/>
+        </w:numPr>
+        <w:shd w:val="clear" w:color="auto" w:fill="FFFFFF"/>
+        <w:spacing w:after="180" w:line="360" w:lineRule="atLeast"/>
+        <w:ind w:left="0"/>
+        <w:rPr>
+          <w:rFonts w:ascii="Arial" w:eastAsia="Times New Roman" w:hAnsi="Arial" w:cs="Arial"/>
+          <w:color w:val="0A0A0A"/>
+          <w:kern w:val="0"/>
+          <w:sz w:val="24"/>
+          <w:szCs w:val="24"/>
+          <w:lang w:eastAsia="pt-BR"/>
+          <w14:ligatures w14:val="none"/>
+        </w:rPr>
+      </w:pPr>
+      <w:r>
+        <w:rPr>
+          <w:rFonts w:ascii="Arial" w:eastAsia="Times New Roman" w:hAnsi="Arial" w:cs="Arial"/>
+          <w:b/>
+          <w:bCs/>
+          <w:color w:val="0A0A0A"/>
+          <w:kern w:val="0"/>
+          <w:sz w:val="24"/>
+          <w:szCs w:val="24"/>
+          <w:lang w:eastAsia="pt-BR"/>
+          <w14:ligatures w14:val="none"/>
+        </w:rPr>
+        <w:t>Rochester:</w:t>
+      </w:r>
+      <w:r>
+        <w:rPr>
+          <w:rFonts w:ascii="Arial" w:eastAsia="Times New Roman" w:hAnsi="Arial" w:cs="Arial"/>
+          <w:color w:val="0A0A0A"/>
+          <w:kern w:val="0"/>
+          <w:sz w:val="24"/>
+          <w:szCs w:val="24"/>
+          <w:lang w:eastAsia="pt-BR"/>
+          <w14:ligatures w14:val="none"/>
+        </w:rPr>
+        <w:t> Uma fonte cursiva suave com um visual clássico, inspirada na caligrafia vitoriana, boa para convites e logotipos.</w:t>
+      </w:r>
+    </w:p>
+    <w:p>
+      <w:pPr>
+        <w:numPr>
+          <w:ilvl w:val="0"/>
+          <w:numId w:val="16"/>
+        </w:numPr>
+        <w:shd w:val="clear" w:color="auto" w:fill="FFFFFF"/>
+        <w:spacing w:after="180" w:line="360" w:lineRule="atLeast"/>
+        <w:ind w:left="0"/>
+        <w:rPr>
+          <w:rFonts w:ascii="Arial" w:eastAsia="Times New Roman" w:hAnsi="Arial" w:cs="Arial"/>
+          <w:color w:val="0A0A0A"/>
+          <w:kern w:val="0"/>
+          <w:sz w:val="24"/>
+          <w:szCs w:val="24"/>
+          <w:lang w:eastAsia="pt-BR"/>
+          <w14:ligatures w14:val="none"/>
+        </w:rPr>
+      </w:pPr>
+      <w:r>
+        <w:rPr>
+          <w:rFonts w:ascii="Arial" w:eastAsia="Times New Roman" w:hAnsi="Arial" w:cs="Arial"/>
+          <w:b/>
+          <w:bCs/>
+          <w:color w:val="0A0A0A"/>
+          <w:kern w:val="0"/>
+          <w:sz w:val="24"/>
+          <w:szCs w:val="24"/>
+          <w:lang w:eastAsia="pt-BR"/>
+          <w14:ligatures w14:val="none"/>
+        </w:rPr>
+        <w:t>Freestyle Script:</w:t>
+      </w:r>
+      <w:r>
+        <w:rPr>
+          <w:rFonts w:ascii="Arial" w:eastAsia="Times New Roman" w:hAnsi="Arial" w:cs="Arial"/>
+          <w:color w:val="0A0A0A"/>
+          <w:kern w:val="0"/>
+          <w:sz w:val="24"/>
+          <w:szCs w:val="24"/>
+          <w:lang w:eastAsia="pt-BR"/>
+          <w14:ligatures w14:val="none"/>
+        </w:rPr>
+        <w:t> Uma fonte manuscrita informal e clássica, muito utilizada em design comercial, cartões e logotipos desde os anos 80</w:t>
       </w:r>
     </w:p>
     <w:p>
@@ -576,29 +1436,6 @@
           <w:szCs w:val="24"/>
         </w:rPr>
       </w:pPr>
-      <w:r>
-        <w:rPr>
-          <w:sz w:val="24"/>
-          <w:szCs w:val="24"/>
-        </w:rPr>
-        <w:t xml:space="preserve">Cite </w:t>
-      </w:r>
-      <w:r>
-        <w:rPr>
-          <w:b/>
-          <w:bCs/>
-          <w:sz w:val="24"/>
-          <w:szCs w:val="24"/>
-        </w:rPr>
-        <w:t>3 exemplos</w:t>
-      </w:r>
-      <w:r>
-        <w:rPr>
-          <w:sz w:val="24"/>
-          <w:szCs w:val="24"/>
-        </w:rPr>
-        <w:t>.</w:t>
-      </w:r>
     </w:p>
     <w:p>
       <w:pPr>
@@ -674,6 +1511,20 @@
         </w:rPr>
         <w:t>O que são fontes display?</w:t>
       </w:r>
+      <w:r>
+        <w:t xml:space="preserve"> </w:t>
+      </w:r>
+      <w:r>
+        <w:t>Fontes Display são tipos de letra projetados para chamar a atenção, ideais para títulos, logotipos, cartazes e materiais de marca</w:t>
+      </w:r>
+      <w:r>
+        <w:rPr>
+          <w:rFonts w:ascii="Arial" w:hAnsi="Arial" w:cs="Arial"/>
+          <w:color w:val="0A0A0A"/>
+          <w:shd w:val="clear" w:color="auto" w:fill="FFFFFF"/>
+        </w:rPr>
+        <w:t>. </w:t>
+      </w:r>
     </w:p>
     <w:p>
       <w:pPr>
@@ -693,6 +1544,189 @@
         </w:rPr>
         <w:t>Para que tipo de material são indicadas?</w:t>
       </w:r>
+      <w:r>
+        <w:t xml:space="preserve"> </w:t>
+      </w:r>
+      <w:r>
+        <w:t>Fontes Display (ou de exibição) são indicadas para materiais que exigem alto impacto visual, personalidade e leitura rápida, sendo projetadas especificamente para tamanhos grandes</w:t>
+      </w:r>
+      <w:r>
+        <w:rPr>
+          <w:rFonts w:ascii="Arial" w:hAnsi="Arial" w:cs="Arial"/>
+          <w:color w:val="0A0A0A"/>
+          <w:shd w:val="clear" w:color="auto" w:fill="FFFFFF"/>
+        </w:rPr>
+        <w:t>. </w:t>
+      </w:r>
+    </w:p>
+    <w:p>
+      <w:pPr>
+        <w:numPr>
+          <w:ilvl w:val="0"/>
+          <w:numId w:val="17"/>
+        </w:numPr>
+        <w:shd w:val="clear" w:color="auto" w:fill="FFFFFF"/>
+        <w:spacing w:after="180" w:line="360" w:lineRule="atLeast"/>
+        <w:ind w:left="0"/>
+        <w:rPr>
+          <w:rFonts w:ascii="Arial" w:eastAsia="Times New Roman" w:hAnsi="Arial" w:cs="Arial"/>
+          <w:color w:val="0A0A0A"/>
+          <w:kern w:val="0"/>
+          <w:sz w:val="24"/>
+          <w:szCs w:val="24"/>
+          <w:lang w:eastAsia="pt-BR"/>
+          <w14:ligatures w14:val="none"/>
+        </w:rPr>
+      </w:pPr>
+      <w:r>
+        <w:rPr>
+          <w:sz w:val="24"/>
+          <w:szCs w:val="24"/>
+        </w:rPr>
+        <w:t xml:space="preserve">Cite </w:t>
+      </w:r>
+      <w:r>
+        <w:rPr>
+          <w:b/>
+          <w:bCs/>
+          <w:sz w:val="24"/>
+          <w:szCs w:val="24"/>
+        </w:rPr>
+        <w:t>3 exemplos</w:t>
+      </w:r>
+      <w:r>
+        <w:rPr>
+          <w:sz w:val="24"/>
+          <w:szCs w:val="24"/>
+        </w:rPr>
+        <w:t>.</w:t>
+      </w:r>
+      <w:r>
+        <w:rPr>
+          <w:rStyle w:val="Forte"/>
+          <w:rFonts w:ascii="Arial" w:hAnsi="Arial" w:cs="Arial"/>
+          <w:color w:val="0A0A0A"/>
+        </w:rPr>
+        <w:t xml:space="preserve"> </w:t>
+      </w:r>
+      <w:r>
+        <w:rPr>
+          <w:rFonts w:ascii="Arial" w:eastAsia="Times New Roman" w:hAnsi="Arial" w:cs="Arial"/>
+          <w:b/>
+          <w:bCs/>
+          <w:color w:val="0A0A0A"/>
+          <w:kern w:val="0"/>
+          <w:sz w:val="24"/>
+          <w:szCs w:val="24"/>
+          <w:lang w:eastAsia="pt-BR"/>
+          <w14:ligatures w14:val="none"/>
+        </w:rPr>
+        <w:t>Playfair Display:</w:t>
+      </w:r>
+      <w:r>
+        <w:rPr>
+          <w:rFonts w:ascii="Arial" w:eastAsia="Times New Roman" w:hAnsi="Arial" w:cs="Arial"/>
+          <w:color w:val="0A0A0A"/>
+          <w:kern w:val="0"/>
+          <w:sz w:val="24"/>
+          <w:szCs w:val="24"/>
+          <w:lang w:eastAsia="pt-BR"/>
+          <w14:ligatures w14:val="none"/>
+        </w:rPr>
+        <w:t> Uma fonte serifada de alto contraste, elegante e clássica, excelente para logotipos luxuosos e títulos refinados.</w:t>
+      </w:r>
+    </w:p>
+    <w:p>
+      <w:pPr>
+        <w:numPr>
+          <w:ilvl w:val="0"/>
+          <w:numId w:val="17"/>
+        </w:numPr>
+        <w:shd w:val="clear" w:color="auto" w:fill="FFFFFF"/>
+        <w:spacing w:after="180" w:line="360" w:lineRule="atLeast"/>
+        <w:ind w:left="0"/>
+        <w:rPr>
+          <w:rFonts w:ascii="Arial" w:eastAsia="Times New Roman" w:hAnsi="Arial" w:cs="Arial"/>
+          <w:color w:val="0A0A0A"/>
+          <w:kern w:val="0"/>
+          <w:sz w:val="24"/>
+          <w:szCs w:val="24"/>
+          <w:lang w:eastAsia="pt-BR"/>
+          <w14:ligatures w14:val="none"/>
+        </w:rPr>
+      </w:pPr>
+      <w:r>
+        <w:rPr>
+          <w:rFonts w:ascii="Arial" w:eastAsia="Times New Roman" w:hAnsi="Arial" w:cs="Arial"/>
+          <w:b/>
+          <w:bCs/>
+          <w:color w:val="0A0A0A"/>
+          <w:kern w:val="0"/>
+          <w:sz w:val="24"/>
+          <w:szCs w:val="24"/>
+          <w:lang w:eastAsia="pt-BR"/>
+          <w14:ligatures w14:val="none"/>
+        </w:rPr>
+        <w:t>Monoton:</w:t>
+      </w:r>
+      <w:r>
+        <w:rPr>
+          <w:rFonts w:ascii="Arial" w:eastAsia="Times New Roman" w:hAnsi="Arial" w:cs="Arial"/>
+          <w:color w:val="0A0A0A"/>
+          <w:kern w:val="0"/>
+          <w:sz w:val="24"/>
+          <w:szCs w:val="24"/>
+          <w:lang w:eastAsia="pt-BR"/>
+          <w14:ligatures w14:val="none"/>
+        </w:rPr>
+        <w:t> Uma fonte estilo anos 80/disco, com um visual retrô e geométrico, ideal para impacto visual máximo.</w:t>
+      </w:r>
+    </w:p>
+    <w:p>
+      <w:pPr>
+        <w:numPr>
+          <w:ilvl w:val="0"/>
+          <w:numId w:val="17"/>
+        </w:numPr>
+        <w:shd w:val="clear" w:color="auto" w:fill="FFFFFF"/>
+        <w:spacing w:after="180" w:line="360" w:lineRule="atLeast"/>
+        <w:ind w:left="0"/>
+        <w:rPr>
+          <w:rFonts w:ascii="Arial" w:eastAsia="Times New Roman" w:hAnsi="Arial" w:cs="Arial"/>
+          <w:color w:val="0A0A0A"/>
+          <w:kern w:val="0"/>
+          <w:sz w:val="24"/>
+          <w:szCs w:val="24"/>
+          <w:lang w:eastAsia="pt-BR"/>
+          <w14:ligatures w14:val="none"/>
+        </w:rPr>
+      </w:pPr>
+      <w:r>
+        <w:rPr>
+          <w:rFonts w:ascii="Arial" w:eastAsia="Times New Roman" w:hAnsi="Arial" w:cs="Arial"/>
+          <w:b/>
+          <w:bCs/>
+          <w:color w:val="0A0A0A"/>
+          <w:kern w:val="0"/>
+          <w:sz w:val="24"/>
+          <w:szCs w:val="24"/>
+          <w:lang w:eastAsia="pt-BR"/>
+          <w14:ligatures w14:val="none"/>
+        </w:rPr>
+        <w:t>Orbitron:</w:t>
+      </w:r>
+      <w:r>
+        <w:rPr>
+          <w:rFonts w:ascii="Arial" w:eastAsia="Times New Roman" w:hAnsi="Arial" w:cs="Arial"/>
+          <w:color w:val="0A0A0A"/>
+          <w:kern w:val="0"/>
+          <w:sz w:val="24"/>
+          <w:szCs w:val="24"/>
+          <w:lang w:eastAsia="pt-BR"/>
+          <w14:ligatures w14:val="none"/>
+        </w:rPr>
+        <w:t> Uma fonte futurista e geométrica, muito utilizada em temas de ficção científica ou tecnologia. </w:t>
+      </w:r>
     </w:p>
     <w:p>
       <w:pPr>
@@ -705,29 +1739,6 @@
           <w:szCs w:val="24"/>
         </w:rPr>
       </w:pPr>
-      <w:r>
-        <w:rPr>
-          <w:sz w:val="24"/>
-          <w:szCs w:val="24"/>
-        </w:rPr>
-        <w:t xml:space="preserve">Cite </w:t>
-      </w:r>
-      <w:r>
-        <w:rPr>
-          <w:b/>
-          <w:bCs/>
-          <w:sz w:val="24"/>
-          <w:szCs w:val="24"/>
-        </w:rPr>
-        <w:t>3 exemplos</w:t>
-      </w:r>
-      <w:r>
-        <w:rPr>
-          <w:sz w:val="24"/>
-          <w:szCs w:val="24"/>
-        </w:rPr>
-        <w:t>.</w:t>
-      </w:r>
     </w:p>
     <w:p>
       <w:r>
@@ -793,7 +1804,6 @@
           <w:numId w:val="11"/>
         </w:numPr>
         <w:rPr>
-          <w:rFonts w:ascii="Verdana" w:hAnsi="Verdana"/>
           <w:sz w:val="24"/>
           <w:szCs w:val="24"/>
         </w:rPr>
@@ -830,6 +1840,398 @@
           <w:numId w:val="11"/>
         </w:numPr>
         <w:rPr>
+          <w:rStyle w:val="Forte"/>
+          <w:b w:val="0"/>
+          <w:bCs w:val="0"/>
+          <w:sz w:val="24"/>
+          <w:szCs w:val="24"/>
+        </w:rPr>
+      </w:pPr>
+      <w:r>
+        <w:rPr>
+          <w:rFonts w:ascii="Verdana" w:hAnsi="Verdana"/>
+          <w:b/>
+          <w:bCs/>
+          <w:sz w:val="24"/>
+          <w:szCs w:val="24"/>
+        </w:rPr>
+        <w:t>Serif/</w:t>
+      </w:r>
+      <w:r>
+        <w:rPr>
+          <w:rStyle w:val="Ttulo1Char"/>
+          <w:rFonts w:ascii="Arial" w:hAnsi="Arial" w:cs="Arial"/>
+          <w:color w:val="0A0A0A"/>
+          <w:shd w:val="clear" w:color="auto" w:fill="FFFFFF"/>
+        </w:rPr>
+        <w:t xml:space="preserve"> </w:t>
+      </w:r>
+      <w:r>
+        <w:rPr>
+          <w:rStyle w:val="Forte"/>
+          <w:rFonts w:ascii="Arial" w:hAnsi="Arial" w:cs="Arial"/>
+          <w:color w:val="0A0A0A"/>
+          <w:shd w:val="clear" w:color="auto" w:fill="FFFFFF"/>
+        </w:rPr>
+        <w:t>Elegância e Sofisticação</w:t>
+      </w:r>
+      <w:r>
+        <w:rPr>
+          <w:rStyle w:val="Forte"/>
+          <w:rFonts w:ascii="Arial" w:hAnsi="Arial" w:cs="Arial"/>
+          <w:color w:val="0A0A0A"/>
+          <w:shd w:val="clear" w:color="auto" w:fill="FFFFFF"/>
+        </w:rPr>
+        <w:t>/em projetos visuais para chamar a atenção/</w:t>
+      </w:r>
+      <w:r>
+        <w:rPr>
+          <w:rStyle w:val="Forte"/>
+          <w:rFonts w:ascii="Arial" w:hAnsi="Arial" w:cs="Arial"/>
+          <w:color w:val="0A0A0A"/>
+          <w:shd w:val="clear" w:color="auto" w:fill="FFFFFF"/>
+        </w:rPr>
+        <w:t>em projetos que não preçisam ser chamativos/</w:t>
+      </w:r>
+    </w:p>
+    <w:p>
+      <w:pPr>
+        <w:numPr>
+          <w:ilvl w:val="0"/>
+          <w:numId w:val="11"/>
+        </w:numPr>
+        <w:rPr>
+          <w:sz w:val="24"/>
+          <w:szCs w:val="24"/>
+        </w:rPr>
+      </w:pPr>
+      <w:r>
+        <w:rPr>
+          <w:rFonts w:ascii="Verdana" w:hAnsi="Verdana"/>
+          <w:b/>
+          <w:bCs/>
+          <w:sz w:val="24"/>
+          <w:szCs w:val="24"/>
+        </w:rPr>
+        <w:t>Sans-serif/</w:t>
+      </w:r>
+      <w:r>
+        <w:rPr>
+          <w:rFonts w:ascii="Arial" w:hAnsi="Arial" w:cs="Arial"/>
+          <w:color w:val="0A0A0A"/>
+          <w:shd w:val="clear" w:color="auto" w:fill="FFFFFF"/>
+        </w:rPr>
+        <w:t xml:space="preserve"> </w:t>
+      </w:r>
+      <w:r>
+        <w:rPr>
+          <w:rFonts w:ascii="Arial" w:hAnsi="Arial" w:cs="Arial"/>
+          <w:color w:val="0A0A0A"/>
+          <w:shd w:val="clear" w:color="auto" w:fill="FFFFFF"/>
+        </w:rPr>
+        <w:t>ransmitem sensações de modernidade, simplicidade, clareza e minimalismo.</w:t>
+      </w:r>
+      <w:r>
+        <w:rPr>
+          <w:rFonts w:ascii="Arial" w:hAnsi="Arial" w:cs="Arial"/>
+          <w:color w:val="0A0A0A"/>
+          <w:shd w:val="clear" w:color="auto" w:fill="FFFFFF"/>
+        </w:rPr>
+        <w:t>/</w:t>
+      </w:r>
+      <w:r>
+        <w:rPr>
+          <w:rFonts w:ascii="Arial" w:hAnsi="Arial" w:cs="Arial"/>
+          <w:color w:val="0A0A0A"/>
+          <w:shd w:val="clear" w:color="auto" w:fill="FFFFFF"/>
+        </w:rPr>
+        <w:t xml:space="preserve"> </w:t>
+      </w:r>
+      <w:r>
+        <w:rPr>
+          <w:rFonts w:ascii="Arial" w:hAnsi="Arial" w:cs="Arial"/>
+          <w:color w:val="0A0A0A"/>
+          <w:shd w:val="clear" w:color="auto" w:fill="FFFFFF"/>
+        </w:rPr>
+        <w:t>Elas são ideais para projetos que buscam clareza, alta legibilidade e uma estética contemporânea</w:t>
+      </w:r>
+      <w:r>
+        <w:rPr>
+          <w:rFonts w:ascii="Arial" w:hAnsi="Arial" w:cs="Arial"/>
+          <w:color w:val="0A0A0A"/>
+          <w:shd w:val="clear" w:color="auto" w:fill="FFFFFF"/>
+        </w:rPr>
+        <w:t>/</w:t>
+      </w:r>
+      <w:r>
+        <w:rPr>
+          <w:rStyle w:val="Ttulo1Char"/>
+          <w:rFonts w:ascii="Arial" w:hAnsi="Arial" w:cs="Arial"/>
+          <w:color w:val="0A0A0A"/>
+          <w:shd w:val="clear" w:color="auto" w:fill="FFFFFF"/>
+        </w:rPr>
+        <w:t xml:space="preserve"> </w:t>
+      </w:r>
+      <w:r>
+        <w:rPr>
+          <w:rStyle w:val="Forte"/>
+          <w:rFonts w:ascii="Arial" w:hAnsi="Arial" w:cs="Arial"/>
+          <w:color w:val="0A0A0A"/>
+          <w:shd w:val="clear" w:color="auto" w:fill="FFFFFF"/>
+        </w:rPr>
+        <w:t>Textos Longos Impressos:</w:t>
+      </w:r>
+      <w:r>
+        <w:rPr>
+          <w:rFonts w:ascii="Arial" w:hAnsi="Arial" w:cs="Arial"/>
+          <w:color w:val="0A0A0A"/>
+          <w:shd w:val="clear" w:color="auto" w:fill="FFFFFF"/>
+        </w:rPr>
+        <w:t> </w:t>
+      </w:r>
+      <w:r>
+        <w:rPr>
+          <w:rFonts w:ascii="Arial" w:hAnsi="Arial" w:cs="Arial"/>
+          <w:color w:val="0A0A0A"/>
+          <w:shd w:val="clear" w:color="auto" w:fill="FFFFFF"/>
+        </w:rPr>
+        <w:t>/</w:t>
+      </w:r>
+    </w:p>
+    <w:p>
+      <w:pPr>
+        <w:numPr>
+          <w:ilvl w:val="0"/>
+          <w:numId w:val="11"/>
+        </w:numPr>
+        <w:rPr>
+          <w:sz w:val="24"/>
+          <w:szCs w:val="24"/>
+        </w:rPr>
+      </w:pPr>
+      <w:r>
+        <w:rPr>
+          <w:rFonts w:ascii="Verdana" w:hAnsi="Verdana"/>
+          <w:b/>
+          <w:bCs/>
+          <w:sz w:val="24"/>
+          <w:szCs w:val="24"/>
+        </w:rPr>
+        <w:t>Monospace/</w:t>
+      </w:r>
+      <w:r>
+        <w:rPr>
+          <w:rFonts w:ascii="Arial" w:hAnsi="Arial" w:cs="Arial"/>
+          <w:color w:val="0A0A0A"/>
+          <w:shd w:val="clear" w:color="auto" w:fill="FFFFFF"/>
+        </w:rPr>
+        <w:t>transmite sensações de </w:t>
+      </w:r>
+      <w:r>
+        <w:rPr>
+          <w:rStyle w:val="Forte"/>
+          <w:rFonts w:ascii="Arial" w:hAnsi="Arial" w:cs="Arial"/>
+          <w:color w:val="0A0A0A"/>
+          <w:shd w:val="clear" w:color="auto" w:fill="FFFFFF"/>
+        </w:rPr>
+        <w:t>ordem, eficiência, precisão técnica e modernidade</w:t>
+      </w:r>
+      <w:r>
+        <w:rPr>
+          <w:rStyle w:val="Forte"/>
+          <w:rFonts w:ascii="Arial" w:hAnsi="Arial" w:cs="Arial"/>
+          <w:color w:val="0A0A0A"/>
+          <w:shd w:val="clear" w:color="auto" w:fill="FFFFFF"/>
+        </w:rPr>
+        <w:t>/</w:t>
+      </w:r>
+      <w:r>
+        <w:rPr>
+          <w:rFonts w:ascii="Arial" w:hAnsi="Arial" w:cs="Arial"/>
+          <w:color w:val="0A0A0A"/>
+          <w:shd w:val="clear" w:color="auto" w:fill="FFFFFF"/>
+        </w:rPr>
+        <w:t xml:space="preserve"> </w:t>
+      </w:r>
+      <w:r>
+        <w:rPr>
+          <w:rFonts w:ascii="Arial" w:hAnsi="Arial" w:cs="Arial"/>
+          <w:color w:val="0A0A0A"/>
+          <w:shd w:val="clear" w:color="auto" w:fill="FFFFFF"/>
+        </w:rPr>
+        <w:t>As fontes monospace são ideais para projetos que exigem precisão técnica, organização de dados ou uma estética </w:t>
+      </w:r>
+      <w:r>
+        <w:rPr>
+          <w:rFonts w:ascii="Arial" w:hAnsi="Arial" w:cs="Arial"/>
+          <w:color w:val="0A0A0A"/>
+          <w:shd w:val="clear" w:color="auto" w:fill="FFFFFF"/>
+        </w:rPr>
+        <w:t>/</w:t>
+      </w:r>
+      <w:r>
+        <w:t xml:space="preserve"> </w:t>
+      </w:r>
+      <w:r>
+        <w:t>A fonte </w:t>
+      </w:r>
+      <w:r>
+        <w:rPr>
+          <w:rStyle w:val="Forte"/>
+          <w:rFonts w:ascii="Arial" w:hAnsi="Arial" w:cs="Arial"/>
+          <w:color w:val="0A0A0A"/>
+          <w:shd w:val="clear" w:color="auto" w:fill="FFFFFF"/>
+        </w:rPr>
+        <w:t>Monospace</w:t>
+      </w:r>
+      <w:r>
+        <w:rPr>
+          <w:rFonts w:ascii="Arial" w:hAnsi="Arial" w:cs="Arial"/>
+          <w:color w:val="0A0A0A"/>
+          <w:shd w:val="clear" w:color="auto" w:fill="FFFFFF"/>
+        </w:rPr>
+        <w:t> (ou monoespaçada), na qual todos os caracteres oc</w:t>
+      </w:r>
+      <w:r>
+        <w:rPr>
+          <w:rFonts w:ascii="Arial" w:hAnsi="Arial" w:cs="Arial"/>
+          <w:color w:val="0A0A0A"/>
+          <w:shd w:val="clear" w:color="auto" w:fill="FFFFFF"/>
+        </w:rPr>
+        <w:t>upam a mesma largura horizontal.</w:t>
+      </w:r>
+    </w:p>
+    <w:p>
+      <w:pPr>
+        <w:numPr>
+          <w:ilvl w:val="0"/>
+          <w:numId w:val="11"/>
+        </w:numPr>
+        <w:rPr>
+          <w:sz w:val="24"/>
+          <w:szCs w:val="24"/>
+        </w:rPr>
+      </w:pPr>
+      <w:r>
+        <w:rPr>
+          <w:rFonts w:ascii="Verdana" w:hAnsi="Verdana"/>
+          <w:b/>
+          <w:bCs/>
+          <w:sz w:val="24"/>
+          <w:szCs w:val="24"/>
+        </w:rPr>
+        <w:t>Display script/</w:t>
+      </w:r>
+      <w:r>
+        <w:rPr>
+          <w:rFonts w:ascii="Arial" w:hAnsi="Arial" w:cs="Arial"/>
+          <w:color w:val="0A0A0A"/>
+          <w:shd w:val="clear" w:color="auto" w:fill="FFFFFF"/>
+        </w:rPr>
+        <w:t xml:space="preserve"> </w:t>
+      </w:r>
+      <w:r>
+        <w:rPr>
+          <w:rFonts w:ascii="Arial" w:hAnsi="Arial" w:cs="Arial"/>
+          <w:color w:val="0A0A0A"/>
+          <w:shd w:val="clear" w:color="auto" w:fill="FFFFFF"/>
+        </w:rPr>
+        <w:t>são caracterizadas por traços fluidos, fluidos e geralmente imitam a escrita à mão.</w:t>
+      </w:r>
+      <w:r>
+        <w:rPr>
+          <w:rFonts w:ascii="Arial" w:hAnsi="Arial" w:cs="Arial"/>
+          <w:color w:val="0A0A0A"/>
+          <w:shd w:val="clear" w:color="auto" w:fill="FFFFFF"/>
+        </w:rPr>
+        <w:t>/</w:t>
+      </w:r>
+      <w:r>
+        <w:rPr>
+          <w:rFonts w:ascii="Arial" w:hAnsi="Arial" w:cs="Arial"/>
+          <w:color w:val="0A0A0A"/>
+          <w:shd w:val="clear" w:color="auto" w:fill="FFFFFF"/>
+        </w:rPr>
+        <w:t xml:space="preserve"> </w:t>
+      </w:r>
+      <w:hyperlink r:id="rId5" w:tgtFrame="_blank" w:history="1">
+        <w:r>
+          <w:rPr>
+            <w:rStyle w:val="Hyperlink"/>
+            <w:rFonts w:ascii="Arial" w:hAnsi="Arial" w:cs="Arial"/>
+            <w:color w:val="1A0DAB"/>
+            <w:shd w:val="clear" w:color="auto" w:fill="FFFFFF"/>
+          </w:rPr>
+          <w:t>Canva</w:t>
+        </w:r>
+      </w:hyperlink>
+      <w:r>
+        <w:rPr>
+          <w:rFonts w:ascii="Arial" w:hAnsi="Arial" w:cs="Arial"/>
+          <w:color w:val="0A0A0A"/>
+          <w:shd w:val="clear" w:color="auto" w:fill="FFFFFF"/>
+        </w:rPr>
+        <w:t>) é um tipo de fonte manuscrita que simula a escrita à mão</w:t>
+      </w:r>
+      <w:r>
+        <w:rPr>
+          <w:rFonts w:ascii="Arial" w:hAnsi="Arial" w:cs="Arial"/>
+          <w:color w:val="0A0A0A"/>
+          <w:shd w:val="clear" w:color="auto" w:fill="FFFFFF"/>
+        </w:rPr>
+        <w:t>/</w:t>
+      </w:r>
+      <w:r>
+        <w:rPr>
+          <w:rFonts w:ascii="Arial" w:hAnsi="Arial" w:cs="Arial"/>
+          <w:color w:val="0A0A0A"/>
+          <w:shd w:val="clear" w:color="auto" w:fill="FFFFFF"/>
+        </w:rPr>
+        <w:t xml:space="preserve"> </w:t>
+      </w:r>
+      <w:r>
+        <w:rPr>
+          <w:rFonts w:ascii="Arial" w:hAnsi="Arial" w:cs="Arial"/>
+          <w:color w:val="0A0A0A"/>
+          <w:shd w:val="clear" w:color="auto" w:fill="FFFFFF"/>
+        </w:rPr>
+        <w:t> </w:t>
+      </w:r>
+      <w:r>
+        <w:rPr>
+          <w:rStyle w:val="Forte"/>
+          <w:rFonts w:ascii="Arial" w:hAnsi="Arial" w:cs="Arial"/>
+          <w:color w:val="0A0A0A"/>
+          <w:shd w:val="clear" w:color="auto" w:fill="FFFFFF"/>
+        </w:rPr>
+        <w:t>NÃO</w:t>
+      </w:r>
+      <w:r>
+        <w:rPr>
+          <w:rFonts w:ascii="Arial" w:hAnsi="Arial" w:cs="Arial"/>
+          <w:color w:val="0A0A0A"/>
+          <w:shd w:val="clear" w:color="auto" w:fill="FFFFFF"/>
+        </w:rPr>
+        <w:t> é adequado em situações que exijam alta legibilidade, formalidade extrema ou acessibilidade</w:t>
+      </w:r>
+      <w:r>
+        <w:rPr>
+          <w:rFonts w:ascii="Arial" w:hAnsi="Arial" w:cs="Arial"/>
+          <w:color w:val="0A0A0A"/>
+          <w:shd w:val="clear" w:color="auto" w:fill="FFFFFF"/>
+        </w:rPr>
+        <w:t>/</w:t>
+      </w:r>
+      <w:bookmarkStart w:id="0" w:name="_GoBack"/>
+      <w:bookmarkEnd w:id="0"/>
+    </w:p>
+    <w:p>
+      <w:pPr>
+        <w:numPr>
+          <w:ilvl w:val="0"/>
+          <w:numId w:val="11"/>
+        </w:numPr>
+        <w:rPr>
           <w:sz w:val="24"/>
           <w:szCs w:val="24"/>
         </w:rPr>
@@ -896,6 +2298,7 @@
           <w:sz w:val="24"/>
           <w:szCs w:val="24"/>
         </w:rPr>
+        <w:lastRenderedPageBreak/>
         <w:t>Em que situação NÃO seria adequada?</w:t>
       </w:r>
     </w:p>
@@ -937,23 +2340,7 @@
           <w:sz w:val="24"/>
           <w:szCs w:val="24"/>
         </w:rPr>
-        <w:t xml:space="preserve">Crie um pequeno layout (pode ser no </w:t>
-      </w:r>
-      <w:proofErr w:type="spellStart"/>
-      <w:r>
-        <w:rPr>
-          <w:sz w:val="24"/>
-          <w:szCs w:val="24"/>
-        </w:rPr>
-        <w:t>Canva</w:t>
-      </w:r>
-      <w:proofErr w:type="spellEnd"/>
-      <w:r>
-        <w:rPr>
-          <w:sz w:val="24"/>
-          <w:szCs w:val="24"/>
-        </w:rPr>
-        <w:t>, PowerPoint ou papel) contendo:</w:t>
+        <w:t>Crie um pequeno layout (pode ser no Canva, PowerPoint ou papel) contendo:</w:t>
       </w:r>
     </w:p>
     <w:p>
@@ -991,17 +2378,8 @@
           <w:sz w:val="24"/>
           <w:szCs w:val="24"/>
         </w:rPr>
-        <w:t xml:space="preserve">Um subtítulo usando fonte </w:t>
-      </w:r>
-      <w:proofErr w:type="spellStart"/>
-      <w:r>
-        <w:rPr>
-          <w:sz w:val="24"/>
-          <w:szCs w:val="24"/>
-        </w:rPr>
-        <w:t>Sans-serif</w:t>
-      </w:r>
-      <w:proofErr w:type="spellEnd"/>
+        <w:t>Um subtítulo usando fonte Sans-serif</w:t>
+      </w:r>
     </w:p>
     <w:p>
       <w:pPr>
@@ -1038,17 +2416,8 @@
           <w:sz w:val="24"/>
           <w:szCs w:val="24"/>
         </w:rPr>
-        <w:t xml:space="preserve">Uma pequena simulação de código usando fonte </w:t>
-      </w:r>
-      <w:proofErr w:type="spellStart"/>
-      <w:r>
-        <w:rPr>
-          <w:sz w:val="24"/>
-          <w:szCs w:val="24"/>
-        </w:rPr>
-        <w:t>Monoespaçada</w:t>
-      </w:r>
-      <w:proofErr w:type="spellEnd"/>
+        <w:t>Uma pequena simulação de código usando fonte Monoespaçada</w:t>
+      </w:r>
     </w:p>
     <w:p/>
     <w:sectPr>
@@ -1062,7 +2431,7 @@
 </file>
 
 <file path=word/numbering.xml><?xml version="1.0" encoding="utf-8"?>
-<w:numbering xmlns:wpc="http://schemas.microsoft.com/office/word/2010/wordprocessingCanvas" xmlns:cx="http://schemas.microsoft.com/office/drawing/2014/chartex" xmlns:cx1="http://schemas.microsoft.com/office/drawing/2015/9/8/chartex" xmlns:cx2="http://schemas.microsoft.com/office/drawing/2015/10/21/chartex" xmlns:cx3="http://schemas.microsoft.com/office/drawing/2016/5/9/chartex" xmlns:cx4="http://schemas.microsoft.com/office/drawing/2016/5/10/chartex" xmlns:cx5="http://schemas.microsoft.com/office/drawing/2016/5/11/chartex" xmlns:cx6="http://schemas.microsoft.com/office/drawing/2016/5/12/chartex" xmlns:cx7="http://schemas.microsoft.com/office/drawing/2016/5/13/chartex" xmlns:cx8="http://schemas.microsoft.com/office/drawing/2016/5/14/chartex" xmlns:mc="http://schemas.openxmlformats.org/markup-compatibility/2006" xmlns:aink="http://schemas.microsoft.com/office/drawing/2016/ink" xmlns:am3d="http://schemas.microsoft.com/office/drawing/2017/model3d" xmlns:o="urn:schemas-microsoft-com:office:office" xmlns:oel="http://schemas.microsoft.com/office/2019/extlst" xmlns:r="http://schemas.openxmlformats.org/officeDocument/2006/relationships" xmlns:m="http://schemas.openxmlformats.org/officeDocument/2006/math" xmlns:v="urn:schemas-microsoft-com:vml" xmlns:wp14="http://schemas.microsoft.com/office/word/2010/wordprocessingDrawing" xmlns:wp="http://schemas.openxmlformats.org/drawingml/2006/wordprocessingDrawing" xmlns:w10="urn:schemas-microsoft-com:office:word" xmlns:w="http://schemas.openxmlformats.org/wordprocessingml/2006/main" xmlns:w14="http://schemas.microsoft.com/office/word/2010/wordml" xmlns:w15="http://schemas.microsoft.com/office/word/2012/wordml" xmlns:w16cex="http://schemas.microsoft.com/office/word/2018/wordml/cex" xmlns:w16cid="http://schemas.microsoft.com/office/word/2016/wordml/cid" xmlns:w16="http://schemas.microsoft.com/office/word/2018/wordml" xmlns:w16du="http://schemas.microsoft.com/office/word/2023/wordml/word16du" xmlns:w16sdtdh="http://schemas.microsoft.com/office/word/2020/wordml/sdtdatahash" xmlns:w16sdtfl="http://schemas.microsoft.com/office/word/2024/wordml/sdtformatlock" xmlns:w16se="http://schemas.microsoft.com/office/word/2015/wordml/symex" xmlns:wpg="http://schemas.microsoft.com/office/word/2010/wordprocessingGroup" xmlns:wpi="http://schemas.microsoft.com/office/word/2010/wordprocessingInk" xmlns:wne="http://schemas.microsoft.com/office/word/2006/wordml" xmlns:wps="http://schemas.microsoft.com/office/word/2010/wordprocessingShape" mc:Ignorable="w14 w15 w16se w16cid w16 w16cex w16sdtdh w16sdtfl w16du wp14">
+<w:numbering xmlns:wpc="http://schemas.microsoft.com/office/word/2010/wordprocessingCanvas" xmlns:cx="http://schemas.microsoft.com/office/drawing/2014/chartex" xmlns:mc="http://schemas.openxmlformats.org/markup-compatibility/2006" xmlns:o="urn:schemas-microsoft-com:office:office" xmlns:r="http://schemas.openxmlformats.org/officeDocument/2006/relationships" xmlns:m="http://schemas.openxmlformats.org/officeDocument/2006/math" xmlns:v="urn:schemas-microsoft-com:vml" xmlns:wp14="http://schemas.microsoft.com/office/word/2010/wordprocessingDrawing" xmlns:wp="http://schemas.openxmlformats.org/drawingml/2006/wordprocessingDrawing" xmlns:w10="urn:schemas-microsoft-com:office:word" xmlns:w="http://schemas.openxmlformats.org/wordprocessingml/2006/main" xmlns:w14="http://schemas.microsoft.com/office/word/2010/wordml" xmlns:w15="http://schemas.microsoft.com/office/word/2012/wordml" xmlns:w16se="http://schemas.microsoft.com/office/word/2015/wordml/symex" xmlns:wpg="http://schemas.microsoft.com/office/word/2010/wordprocessingGroup" xmlns:wpi="http://schemas.microsoft.com/office/word/2010/wordprocessingInk" xmlns:wne="http://schemas.microsoft.com/office/word/2006/wordml" xmlns:wps="http://schemas.microsoft.com/office/word/2010/wordprocessingShape" mc:Ignorable="w14 w15 w16se wp14">
   <w:abstractNum w:abstractNumId="0" w15:restartNumberingAfterBreak="0">
     <w:nsid w:val="00AA3B21"/>
     <w:multiLevelType w:val="multilevel"/>
@@ -1511,6 +2880,119 @@
     </w:lvl>
   </w:abstractNum>
   <w:abstractNum w:abstractNumId="3" w15:restartNumberingAfterBreak="0">
+    <w:nsid w:val="02FE773B"/>
+    <w:multiLevelType w:val="multilevel"/>
+    <w:tmpl w:val="A9EAE598"/>
+    <w:lvl w:ilvl="0">
+      <w:start w:val="1"/>
+      <w:numFmt w:val="decimal"/>
+      <w:lvlText w:val="%1."/>
+      <w:lvlJc w:val="left"/>
+      <w:pPr>
+        <w:tabs>
+          <w:tab w:val="num" w:pos="720"/>
+        </w:tabs>
+        <w:ind w:left="720" w:hanging="360"/>
+      </w:pPr>
+    </w:lvl>
+    <w:lvl w:ilvl="1" w:tentative="1">
+      <w:start w:val="1"/>
+      <w:numFmt w:val="decimal"/>
+      <w:lvlText w:val="%2."/>
+      <w:lvlJc w:val="left"/>
+      <w:pPr>
+        <w:tabs>
+          <w:tab w:val="num" w:pos="1440"/>
+        </w:tabs>
+        <w:ind w:left="1440" w:hanging="360"/>
+      </w:pPr>
+    </w:lvl>
+    <w:lvl w:ilvl="2" w:tentative="1">
+      <w:start w:val="1"/>
+      <w:numFmt w:val="decimal"/>
+      <w:lvlText w:val="%3."/>
+      <w:lvlJc w:val="left"/>
+      <w:pPr>
+        <w:tabs>
+          <w:tab w:val="num" w:pos="2160"/>
+        </w:tabs>
+        <w:ind w:left="2160" w:hanging="360"/>
+      </w:pPr>
+    </w:lvl>
+    <w:lvl w:ilvl="3" w:tentative="1">
+      <w:start w:val="1"/>
+      <w:numFmt w:val="decimal"/>
+      <w:lvlText w:val="%4."/>
+      <w:lvlJc w:val="left"/>
+      <w:pPr>
+        <w:tabs>
+          <w:tab w:val="num" w:pos="2880"/>
+        </w:tabs>
+        <w:ind w:left="2880" w:hanging="360"/>
+      </w:pPr>
+    </w:lvl>
+    <w:lvl w:ilvl="4" w:tentative="1">
+      <w:start w:val="1"/>
+      <w:numFmt w:val="decimal"/>
+      <w:lvlText w:val="%5."/>
+      <w:lvlJc w:val="left"/>
+      <w:pPr>
+        <w:tabs>
+          <w:tab w:val="num" w:pos="3600"/>
+        </w:tabs>
+        <w:ind w:left="3600" w:hanging="360"/>
+      </w:pPr>
+    </w:lvl>
+    <w:lvl w:ilvl="5" w:tentative="1">
+      <w:start w:val="1"/>
+      <w:numFmt w:val="decimal"/>
+      <w:lvlText w:val="%6."/>
+      <w:lvlJc w:val="left"/>
+      <w:pPr>
+        <w:tabs>
+          <w:tab w:val="num" w:pos="4320"/>
+        </w:tabs>
+        <w:ind w:left="4320" w:hanging="360"/>
+      </w:pPr>
+    </w:lvl>
+    <w:lvl w:ilvl="6" w:tentative="1">
+      <w:start w:val="1"/>
+      <w:numFmt w:val="decimal"/>
+      <w:lvlText w:val="%7."/>
+      <w:lvlJc w:val="left"/>
+      <w:pPr>
+        <w:tabs>
+          <w:tab w:val="num" w:pos="5040"/>
+        </w:tabs>
+        <w:ind w:left="5040" w:hanging="360"/>
+      </w:pPr>
+    </w:lvl>
+    <w:lvl w:ilvl="7" w:tentative="1">
+      <w:start w:val="1"/>
+      <w:numFmt w:val="decimal"/>
+      <w:lvlText w:val="%8."/>
+      <w:lvlJc w:val="left"/>
+      <w:pPr>
+        <w:tabs>
+          <w:tab w:val="num" w:pos="5760"/>
+        </w:tabs>
+        <w:ind w:left="5760" w:hanging="360"/>
+      </w:pPr>
+    </w:lvl>
+    <w:lvl w:ilvl="8" w:tentative="1">
+      <w:start w:val="1"/>
+      <w:numFmt w:val="decimal"/>
+      <w:lvlText w:val="%9."/>
+      <w:lvlJc w:val="left"/>
+      <w:pPr>
+        <w:tabs>
+          <w:tab w:val="num" w:pos="6480"/>
+        </w:tabs>
+        <w:ind w:left="6480" w:hanging="360"/>
+      </w:pPr>
+    </w:lvl>
+  </w:abstractNum>
+  <w:abstractNum w:abstractNumId="4" w15:restartNumberingAfterBreak="0">
     <w:nsid w:val="088915E6"/>
     <w:multiLevelType w:val="multilevel"/>
     <w:tmpl w:val="9CF267B4"/>
@@ -1659,7 +3141,120 @@
       </w:rPr>
     </w:lvl>
   </w:abstractNum>
-  <w:abstractNum w:abstractNumId="4" w15:restartNumberingAfterBreak="0">
+  <w:abstractNum w:abstractNumId="5" w15:restartNumberingAfterBreak="0">
+    <w:nsid w:val="0B5D29CE"/>
+    <w:multiLevelType w:val="multilevel"/>
+    <w:tmpl w:val="E33AEC0E"/>
+    <w:lvl w:ilvl="0">
+      <w:start w:val="1"/>
+      <w:numFmt w:val="decimal"/>
+      <w:lvlText w:val="%1."/>
+      <w:lvlJc w:val="left"/>
+      <w:pPr>
+        <w:tabs>
+          <w:tab w:val="num" w:pos="720"/>
+        </w:tabs>
+        <w:ind w:left="720" w:hanging="360"/>
+      </w:pPr>
+    </w:lvl>
+    <w:lvl w:ilvl="1" w:tentative="1">
+      <w:start w:val="1"/>
+      <w:numFmt w:val="decimal"/>
+      <w:lvlText w:val="%2."/>
+      <w:lvlJc w:val="left"/>
+      <w:pPr>
+        <w:tabs>
+          <w:tab w:val="num" w:pos="1440"/>
+        </w:tabs>
+        <w:ind w:left="1440" w:hanging="360"/>
+      </w:pPr>
+    </w:lvl>
+    <w:lvl w:ilvl="2" w:tentative="1">
+      <w:start w:val="1"/>
+      <w:numFmt w:val="decimal"/>
+      <w:lvlText w:val="%3."/>
+      <w:lvlJc w:val="left"/>
+      <w:pPr>
+        <w:tabs>
+          <w:tab w:val="num" w:pos="2160"/>
+        </w:tabs>
+        <w:ind w:left="2160" w:hanging="360"/>
+      </w:pPr>
+    </w:lvl>
+    <w:lvl w:ilvl="3" w:tentative="1">
+      <w:start w:val="1"/>
+      <w:numFmt w:val="decimal"/>
+      <w:lvlText w:val="%4."/>
+      <w:lvlJc w:val="left"/>
+      <w:pPr>
+        <w:tabs>
+          <w:tab w:val="num" w:pos="2880"/>
+        </w:tabs>
+        <w:ind w:left="2880" w:hanging="360"/>
+      </w:pPr>
+    </w:lvl>
+    <w:lvl w:ilvl="4" w:tentative="1">
+      <w:start w:val="1"/>
+      <w:numFmt w:val="decimal"/>
+      <w:lvlText w:val="%5."/>
+      <w:lvlJc w:val="left"/>
+      <w:pPr>
+        <w:tabs>
+          <w:tab w:val="num" w:pos="3600"/>
+        </w:tabs>
+        <w:ind w:left="3600" w:hanging="360"/>
+      </w:pPr>
+    </w:lvl>
+    <w:lvl w:ilvl="5" w:tentative="1">
+      <w:start w:val="1"/>
+      <w:numFmt w:val="decimal"/>
+      <w:lvlText w:val="%6."/>
+      <w:lvlJc w:val="left"/>
+      <w:pPr>
+        <w:tabs>
+          <w:tab w:val="num" w:pos="4320"/>
+        </w:tabs>
+        <w:ind w:left="4320" w:hanging="360"/>
+      </w:pPr>
+    </w:lvl>
+    <w:lvl w:ilvl="6" w:tentative="1">
+      <w:start w:val="1"/>
+      <w:numFmt w:val="decimal"/>
+      <w:lvlText w:val="%7."/>
+      <w:lvlJc w:val="left"/>
+      <w:pPr>
+        <w:tabs>
+          <w:tab w:val="num" w:pos="5040"/>
+        </w:tabs>
+        <w:ind w:left="5040" w:hanging="360"/>
+      </w:pPr>
+    </w:lvl>
+    <w:lvl w:ilvl="7" w:tentative="1">
+      <w:start w:val="1"/>
+      <w:numFmt w:val="decimal"/>
+      <w:lvlText w:val="%8."/>
+      <w:lvlJc w:val="left"/>
+      <w:pPr>
+        <w:tabs>
+          <w:tab w:val="num" w:pos="5760"/>
+        </w:tabs>
+        <w:ind w:left="5760" w:hanging="360"/>
+      </w:pPr>
+    </w:lvl>
+    <w:lvl w:ilvl="8" w:tentative="1">
+      <w:start w:val="1"/>
+      <w:numFmt w:val="decimal"/>
+      <w:lvlText w:val="%9."/>
+      <w:lvlJc w:val="left"/>
+      <w:pPr>
+        <w:tabs>
+          <w:tab w:val="num" w:pos="6480"/>
+        </w:tabs>
+        <w:ind w:left="6480" w:hanging="360"/>
+      </w:pPr>
+    </w:lvl>
+  </w:abstractNum>
+  <w:abstractNum w:abstractNumId="6" w15:restartNumberingAfterBreak="0">
     <w:nsid w:val="0EAC0546"/>
     <w:multiLevelType w:val="multilevel"/>
     <w:tmpl w:val="0DC20874"/>
@@ -1808,7 +3403,7 @@
       </w:rPr>
     </w:lvl>
   </w:abstractNum>
-  <w:abstractNum w:abstractNumId="5" w15:restartNumberingAfterBreak="0">
+  <w:abstractNum w:abstractNumId="7" w15:restartNumberingAfterBreak="0">
     <w:nsid w:val="14AE7A4F"/>
     <w:multiLevelType w:val="multilevel"/>
     <w:tmpl w:val="FF6EC754"/>
@@ -1957,7 +3552,7 @@
       </w:rPr>
     </w:lvl>
   </w:abstractNum>
-  <w:abstractNum w:abstractNumId="6" w15:restartNumberingAfterBreak="0">
+  <w:abstractNum w:abstractNumId="8" w15:restartNumberingAfterBreak="0">
     <w:nsid w:val="19300A27"/>
     <w:multiLevelType w:val="multilevel"/>
     <w:tmpl w:val="376A4076"/>
@@ -2106,7 +3701,7 @@
       </w:rPr>
     </w:lvl>
   </w:abstractNum>
-  <w:abstractNum w:abstractNumId="7" w15:restartNumberingAfterBreak="0">
+  <w:abstractNum w:abstractNumId="9" w15:restartNumberingAfterBreak="0">
     <w:nsid w:val="23DB4EC4"/>
     <w:multiLevelType w:val="multilevel"/>
     <w:tmpl w:val="D0389368"/>
@@ -2255,7 +3850,7 @@
       </w:rPr>
     </w:lvl>
   </w:abstractNum>
-  <w:abstractNum w:abstractNumId="8" w15:restartNumberingAfterBreak="0">
+  <w:abstractNum w:abstractNumId="10" w15:restartNumberingAfterBreak="0">
     <w:nsid w:val="250908B5"/>
     <w:multiLevelType w:val="multilevel"/>
     <w:tmpl w:val="4B0A3D8C"/>
@@ -2404,7 +3999,120 @@
       </w:rPr>
     </w:lvl>
   </w:abstractNum>
-  <w:abstractNum w:abstractNumId="9" w15:restartNumberingAfterBreak="0">
+  <w:abstractNum w:abstractNumId="11" w15:restartNumberingAfterBreak="0">
+    <w:nsid w:val="33770B36"/>
+    <w:multiLevelType w:val="multilevel"/>
+    <w:tmpl w:val="88662A5C"/>
+    <w:lvl w:ilvl="0">
+      <w:start w:val="1"/>
+      <w:numFmt w:val="decimal"/>
+      <w:lvlText w:val="%1."/>
+      <w:lvlJc w:val="left"/>
+      <w:pPr>
+        <w:tabs>
+          <w:tab w:val="num" w:pos="720"/>
+        </w:tabs>
+        <w:ind w:left="720" w:hanging="360"/>
+      </w:pPr>
+    </w:lvl>
+    <w:lvl w:ilvl="1" w:tentative="1">
+      <w:start w:val="1"/>
+      <w:numFmt w:val="decimal"/>
+      <w:lvlText w:val="%2."/>
+      <w:lvlJc w:val="left"/>
+      <w:pPr>
+        <w:tabs>
+          <w:tab w:val="num" w:pos="1440"/>
+        </w:tabs>
+        <w:ind w:left="1440" w:hanging="360"/>
+      </w:pPr>
+    </w:lvl>
+    <w:lvl w:ilvl="2" w:tentative="1">
+      <w:start w:val="1"/>
+      <w:numFmt w:val="decimal"/>
+      <w:lvlText w:val="%3."/>
+      <w:lvlJc w:val="left"/>
+      <w:pPr>
+        <w:tabs>
+          <w:tab w:val="num" w:pos="2160"/>
+        </w:tabs>
+        <w:ind w:left="2160" w:hanging="360"/>
+      </w:pPr>
+    </w:lvl>
+    <w:lvl w:ilvl="3" w:tentative="1">
+      <w:start w:val="1"/>
+      <w:numFmt w:val="decimal"/>
+      <w:lvlText w:val="%4."/>
+      <w:lvlJc w:val="left"/>
+      <w:pPr>
+        <w:tabs>
+          <w:tab w:val="num" w:pos="2880"/>
+        </w:tabs>
+        <w:ind w:left="2880" w:hanging="360"/>
+      </w:pPr>
+    </w:lvl>
+    <w:lvl w:ilvl="4" w:tentative="1">
+      <w:start w:val="1"/>
+      <w:numFmt w:val="decimal"/>
+      <w:lvlText w:val="%5."/>
+      <w:lvlJc w:val="left"/>
+      <w:pPr>
+        <w:tabs>
+          <w:tab w:val="num" w:pos="3600"/>
+        </w:tabs>
+        <w:ind w:left="3600" w:hanging="360"/>
+      </w:pPr>
+    </w:lvl>
+    <w:lvl w:ilvl="5" w:tentative="1">
+      <w:start w:val="1"/>
+      <w:numFmt w:val="decimal"/>
+      <w:lvlText w:val="%6."/>
+      <w:lvlJc w:val="left"/>
+      <w:pPr>
+        <w:tabs>
+          <w:tab w:val="num" w:pos="4320"/>
+        </w:tabs>
+        <w:ind w:left="4320" w:hanging="360"/>
+      </w:pPr>
+    </w:lvl>
+    <w:lvl w:ilvl="6" w:tentative="1">
+      <w:start w:val="1"/>
+      <w:numFmt w:val="decimal"/>
+      <w:lvlText w:val="%7."/>
+      <w:lvlJc w:val="left"/>
+      <w:pPr>
+        <w:tabs>
+          <w:tab w:val="num" w:pos="5040"/>
+        </w:tabs>
+        <w:ind w:left="5040" w:hanging="360"/>
+      </w:pPr>
+    </w:lvl>
+    <w:lvl w:ilvl="7" w:tentative="1">
+      <w:start w:val="1"/>
+      <w:numFmt w:val="decimal"/>
+      <w:lvlText w:val="%8."/>
+      <w:lvlJc w:val="left"/>
+      <w:pPr>
+        <w:tabs>
+          <w:tab w:val="num" w:pos="5760"/>
+        </w:tabs>
+        <w:ind w:left="5760" w:hanging="360"/>
+      </w:pPr>
+    </w:lvl>
+    <w:lvl w:ilvl="8" w:tentative="1">
+      <w:start w:val="1"/>
+      <w:numFmt w:val="decimal"/>
+      <w:lvlText w:val="%9."/>
+      <w:lvlJc w:val="left"/>
+      <w:pPr>
+        <w:tabs>
+          <w:tab w:val="num" w:pos="6480"/>
+        </w:tabs>
+        <w:ind w:left="6480" w:hanging="360"/>
+      </w:pPr>
+    </w:lvl>
+  </w:abstractNum>
+  <w:abstractNum w:abstractNumId="12" w15:restartNumberingAfterBreak="0">
     <w:nsid w:val="37BB3C95"/>
     <w:multiLevelType w:val="multilevel"/>
     <w:tmpl w:val="CF629986"/>
@@ -2553,7 +4261,233 @@
       </w:rPr>
     </w:lvl>
   </w:abstractNum>
-  <w:abstractNum w:abstractNumId="10" w15:restartNumberingAfterBreak="0">
+  <w:abstractNum w:abstractNumId="13" w15:restartNumberingAfterBreak="0">
+    <w:nsid w:val="5EFD5D0B"/>
+    <w:multiLevelType w:val="multilevel"/>
+    <w:tmpl w:val="950C77EC"/>
+    <w:lvl w:ilvl="0">
+      <w:start w:val="1"/>
+      <w:numFmt w:val="decimal"/>
+      <w:lvlText w:val="%1."/>
+      <w:lvlJc w:val="left"/>
+      <w:pPr>
+        <w:tabs>
+          <w:tab w:val="num" w:pos="720"/>
+        </w:tabs>
+        <w:ind w:left="720" w:hanging="360"/>
+      </w:pPr>
+    </w:lvl>
+    <w:lvl w:ilvl="1" w:tentative="1">
+      <w:start w:val="1"/>
+      <w:numFmt w:val="decimal"/>
+      <w:lvlText w:val="%2."/>
+      <w:lvlJc w:val="left"/>
+      <w:pPr>
+        <w:tabs>
+          <w:tab w:val="num" w:pos="1440"/>
+        </w:tabs>
+        <w:ind w:left="1440" w:hanging="360"/>
+      </w:pPr>
+    </w:lvl>
+    <w:lvl w:ilvl="2" w:tentative="1">
+      <w:start w:val="1"/>
+      <w:numFmt w:val="decimal"/>
+      <w:lvlText w:val="%3."/>
+      <w:lvlJc w:val="left"/>
+      <w:pPr>
+        <w:tabs>
+          <w:tab w:val="num" w:pos="2160"/>
+        </w:tabs>
+        <w:ind w:left="2160" w:hanging="360"/>
+      </w:pPr>
+    </w:lvl>
+    <w:lvl w:ilvl="3" w:tentative="1">
+      <w:start w:val="1"/>
+      <w:numFmt w:val="decimal"/>
+      <w:lvlText w:val="%4."/>
+      <w:lvlJc w:val="left"/>
+      <w:pPr>
+        <w:tabs>
+          <w:tab w:val="num" w:pos="2880"/>
+        </w:tabs>
+        <w:ind w:left="2880" w:hanging="360"/>
+      </w:pPr>
+    </w:lvl>
+    <w:lvl w:ilvl="4" w:tentative="1">
+      <w:start w:val="1"/>
+      <w:numFmt w:val="decimal"/>
+      <w:lvlText w:val="%5."/>
+      <w:lvlJc w:val="left"/>
+      <w:pPr>
+        <w:tabs>
+          <w:tab w:val="num" w:pos="3600"/>
+        </w:tabs>
+        <w:ind w:left="3600" w:hanging="360"/>
+      </w:pPr>
+    </w:lvl>
+    <w:lvl w:ilvl="5" w:tentative="1">
+      <w:start w:val="1"/>
+      <w:numFmt w:val="decimal"/>
+      <w:lvlText w:val="%6."/>
+      <w:lvlJc w:val="left"/>
+      <w:pPr>
+        <w:tabs>
+          <w:tab w:val="num" w:pos="4320"/>
+        </w:tabs>
+        <w:ind w:left="4320" w:hanging="360"/>
+      </w:pPr>
+    </w:lvl>
+    <w:lvl w:ilvl="6" w:tentative="1">
+      <w:start w:val="1"/>
+      <w:numFmt w:val="decimal"/>
+      <w:lvlText w:val="%7."/>
+      <w:lvlJc w:val="left"/>
+      <w:pPr>
+        <w:tabs>
+          <w:tab w:val="num" w:pos="5040"/>
+        </w:tabs>
+        <w:ind w:left="5040" w:hanging="360"/>
+      </w:pPr>
+    </w:lvl>
+    <w:lvl w:ilvl="7" w:tentative="1">
+      <w:start w:val="1"/>
+      <w:numFmt w:val="decimal"/>
+      <w:lvlText w:val="%8."/>
+      <w:lvlJc w:val="left"/>
+      <w:pPr>
+        <w:tabs>
+          <w:tab w:val="num" w:pos="5760"/>
+        </w:tabs>
+        <w:ind w:left="5760" w:hanging="360"/>
+      </w:pPr>
+    </w:lvl>
+    <w:lvl w:ilvl="8" w:tentative="1">
+      <w:start w:val="1"/>
+      <w:numFmt w:val="decimal"/>
+      <w:lvlText w:val="%9."/>
+      <w:lvlJc w:val="left"/>
+      <w:pPr>
+        <w:tabs>
+          <w:tab w:val="num" w:pos="6480"/>
+        </w:tabs>
+        <w:ind w:left="6480" w:hanging="360"/>
+      </w:pPr>
+    </w:lvl>
+  </w:abstractNum>
+  <w:abstractNum w:abstractNumId="14" w15:restartNumberingAfterBreak="0">
+    <w:nsid w:val="6A046351"/>
+    <w:multiLevelType w:val="multilevel"/>
+    <w:tmpl w:val="CDE69192"/>
+    <w:lvl w:ilvl="0">
+      <w:start w:val="1"/>
+      <w:numFmt w:val="decimal"/>
+      <w:lvlText w:val="%1."/>
+      <w:lvlJc w:val="left"/>
+      <w:pPr>
+        <w:tabs>
+          <w:tab w:val="num" w:pos="720"/>
+        </w:tabs>
+        <w:ind w:left="720" w:hanging="360"/>
+      </w:pPr>
+    </w:lvl>
+    <w:lvl w:ilvl="1" w:tentative="1">
+      <w:start w:val="1"/>
+      <w:numFmt w:val="decimal"/>
+      <w:lvlText w:val="%2."/>
+      <w:lvlJc w:val="left"/>
+      <w:pPr>
+        <w:tabs>
+          <w:tab w:val="num" w:pos="1440"/>
+        </w:tabs>
+        <w:ind w:left="1440" w:hanging="360"/>
+      </w:pPr>
+    </w:lvl>
+    <w:lvl w:ilvl="2" w:tentative="1">
+      <w:start w:val="1"/>
+      <w:numFmt w:val="decimal"/>
+      <w:lvlText w:val="%3."/>
+      <w:lvlJc w:val="left"/>
+      <w:pPr>
+        <w:tabs>
+          <w:tab w:val="num" w:pos="2160"/>
+        </w:tabs>
+        <w:ind w:left="2160" w:hanging="360"/>
+      </w:pPr>
+    </w:lvl>
+    <w:lvl w:ilvl="3" w:tentative="1">
+      <w:start w:val="1"/>
+      <w:numFmt w:val="decimal"/>
+      <w:lvlText w:val="%4."/>
+      <w:lvlJc w:val="left"/>
+      <w:pPr>
+        <w:tabs>
+          <w:tab w:val="num" w:pos="2880"/>
+        </w:tabs>
+        <w:ind w:left="2880" w:hanging="360"/>
+      </w:pPr>
+    </w:lvl>
+    <w:lvl w:ilvl="4" w:tentative="1">
+      <w:start w:val="1"/>
+      <w:numFmt w:val="decimal"/>
+      <w:lvlText w:val="%5."/>
+      <w:lvlJc w:val="left"/>
+      <w:pPr>
+        <w:tabs>
+          <w:tab w:val="num" w:pos="3600"/>
+        </w:tabs>
+        <w:ind w:left="3600" w:hanging="360"/>
+      </w:pPr>
+    </w:lvl>
+    <w:lvl w:ilvl="5" w:tentative="1">
+      <w:start w:val="1"/>
+      <w:numFmt w:val="decimal"/>
+      <w:lvlText w:val="%6."/>
+      <w:lvlJc w:val="left"/>
+      <w:pPr>
+        <w:tabs>
+          <w:tab w:val="num" w:pos="4320"/>
+        </w:tabs>
+        <w:ind w:left="4320" w:hanging="360"/>
+      </w:pPr>
+    </w:lvl>
+    <w:lvl w:ilvl="6" w:tentative="1">
+      <w:start w:val="1"/>
+      <w:numFmt w:val="decimal"/>
+      <w:lvlText w:val="%7."/>
+      <w:lvlJc w:val="left"/>
+      <w:pPr>
+        <w:tabs>
+          <w:tab w:val="num" w:pos="5040"/>
+        </w:tabs>
+        <w:ind w:left="5040" w:hanging="360"/>
+      </w:pPr>
+    </w:lvl>
+    <w:lvl w:ilvl="7" w:tentative="1">
+      <w:start w:val="1"/>
+      <w:numFmt w:val="decimal"/>
+      <w:lvlText w:val="%8."/>
+      <w:lvlJc w:val="left"/>
+      <w:pPr>
+        <w:tabs>
+          <w:tab w:val="num" w:pos="5760"/>
+        </w:tabs>
+        <w:ind w:left="5760" w:hanging="360"/>
+      </w:pPr>
+    </w:lvl>
+    <w:lvl w:ilvl="8" w:tentative="1">
+      <w:start w:val="1"/>
+      <w:numFmt w:val="decimal"/>
+      <w:lvlText w:val="%9."/>
+      <w:lvlJc w:val="left"/>
+      <w:pPr>
+        <w:tabs>
+          <w:tab w:val="num" w:pos="6480"/>
+        </w:tabs>
+        <w:ind w:left="6480" w:hanging="360"/>
+      </w:pPr>
+    </w:lvl>
+  </w:abstractNum>
+  <w:abstractNum w:abstractNumId="15" w15:restartNumberingAfterBreak="0">
     <w:nsid w:val="6E46541C"/>
     <w:multiLevelType w:val="multilevel"/>
     <w:tmpl w:val="F45888F8"/>
@@ -2702,7 +4636,7 @@
       </w:rPr>
     </w:lvl>
   </w:abstractNum>
-  <w:abstractNum w:abstractNumId="11" w15:restartNumberingAfterBreak="0">
+  <w:abstractNum w:abstractNumId="16" w15:restartNumberingAfterBreak="0">
     <w:nsid w:val="79C07E99"/>
     <w:multiLevelType w:val="multilevel"/>
     <w:tmpl w:val="0968380E"/>
@@ -2819,47 +4753,62 @@
       </w:pPr>
     </w:lvl>
   </w:abstractNum>
-  <w:num w:numId="1" w16cid:durableId="1838576400">
+  <w:num w:numId="1">
     <w:abstractNumId w:val="1"/>
   </w:num>
-  <w:num w:numId="2" w16cid:durableId="780732713">
+  <w:num w:numId="2">
     <w:abstractNumId w:val="0"/>
   </w:num>
-  <w:num w:numId="3" w16cid:durableId="1633976102">
+  <w:num w:numId="3">
+    <w:abstractNumId w:val="6"/>
+  </w:num>
+  <w:num w:numId="4">
+    <w:abstractNumId w:val="10"/>
+  </w:num>
+  <w:num w:numId="5">
+    <w:abstractNumId w:val="12"/>
+  </w:num>
+  <w:num w:numId="6">
+    <w:abstractNumId w:val="15"/>
+  </w:num>
+  <w:num w:numId="7">
     <w:abstractNumId w:val="4"/>
   </w:num>
-  <w:num w:numId="4" w16cid:durableId="936865453">
+  <w:num w:numId="8">
+    <w:abstractNumId w:val="9"/>
+  </w:num>
+  <w:num w:numId="9">
     <w:abstractNumId w:val="8"/>
   </w:num>
-  <w:num w:numId="5" w16cid:durableId="452602304">
-    <w:abstractNumId w:val="9"/>
+  <w:num w:numId="10">
+    <w:abstractNumId w:val="7"/>
   </w:num>
-  <w:num w:numId="6" w16cid:durableId="432361897">
-    <w:abstractNumId w:val="10"/>
+  <w:num w:numId="11">
+    <w:abstractNumId w:val="16"/>
   </w:num>
-  <w:num w:numId="7" w16cid:durableId="2093504148">
+  <w:num w:numId="12">
+    <w:abstractNumId w:val="2"/>
+  </w:num>
+  <w:num w:numId="13">
+    <w:abstractNumId w:val="14"/>
+  </w:num>
+  <w:num w:numId="14">
     <w:abstractNumId w:val="3"/>
   </w:num>
-  <w:num w:numId="8" w16cid:durableId="1294480804">
-    <w:abstractNumId w:val="7"/>
+  <w:num w:numId="15">
+    <w:abstractNumId w:val="11"/>
   </w:num>
-  <w:num w:numId="9" w16cid:durableId="777067678">
-    <w:abstractNumId w:val="6"/>
-  </w:num>
-  <w:num w:numId="10" w16cid:durableId="1188180794">
+  <w:num w:numId="16">
     <w:abstractNumId w:val="5"/>
   </w:num>
-  <w:num w:numId="11" w16cid:durableId="2048991674">
-    <w:abstractNumId w:val="11"/>
-  </w:num>
-  <w:num w:numId="12" w16cid:durableId="495658120">
-    <w:abstractNumId w:val="2"/>
+  <w:num w:numId="17">
+    <w:abstractNumId w:val="13"/>
   </w:num>
 </w:numbering>
 </file>
 
 <file path=word/styles.xml><?xml version="1.0" encoding="utf-8"?>
-<w:styles xmlns:mc="http://schemas.openxmlformats.org/markup-compatibility/2006" xmlns:r="http://schemas.openxmlformats.org/officeDocument/2006/relationships" xmlns:w="http://schemas.openxmlformats.org/wordprocessingml/2006/main" xmlns:w14="http://schemas.microsoft.com/office/word/2010/wordml" xmlns:w15="http://schemas.microsoft.com/office/word/2012/wordml" xmlns:w16cex="http://schemas.microsoft.com/office/word/2018/wordml/cex" xmlns:w16cid="http://schemas.microsoft.com/office/word/2016/wordml/cid" xmlns:w16="http://schemas.microsoft.com/office/word/2018/wordml" xmlns:w16du="http://schemas.microsoft.com/office/word/2023/wordml/word16du" xmlns:w16sdtdh="http://schemas.microsoft.com/office/word/2020/wordml/sdtdatahash" xmlns:w16sdtfl="http://schemas.microsoft.com/office/word/2024/wordml/sdtformatlock" xmlns:w16se="http://schemas.microsoft.com/office/word/2015/wordml/symex" mc:Ignorable="w14 w15 w16se w16cid w16 w16cex w16sdtdh w16sdtfl w16du">
+<w:styles xmlns:mc="http://schemas.openxmlformats.org/markup-compatibility/2006" xmlns:r="http://schemas.openxmlformats.org/officeDocument/2006/relationships" xmlns:w="http://schemas.openxmlformats.org/wordprocessingml/2006/main" xmlns:w14="http://schemas.microsoft.com/office/word/2010/wordml" xmlns:w15="http://schemas.microsoft.com/office/word/2012/wordml" xmlns:w16se="http://schemas.microsoft.com/office/word/2015/wordml/symex" mc:Ignorable="w14 w15 w16se">
   <w:docDefaults>
     <w:rPrDefault>
       <w:rPr>
@@ -2877,7 +4826,7 @@
       </w:pPr>
     </w:pPrDefault>
   </w:docDefaults>
-  <w:latentStyles w:defLockedState="0" w:defUIPriority="99" w:defSemiHidden="0" w:defUnhideWhenUsed="0" w:defQFormat="0" w:count="376">
+  <w:latentStyles w:defLockedState="0" w:defUIPriority="99" w:defSemiHidden="0" w:defUnhideWhenUsed="0" w:defQFormat="0" w:count="371">
     <w:lsdException w:name="Normal" w:uiPriority="0" w:qFormat="1"/>
     <w:lsdException w:name="heading 1" w:uiPriority="9" w:qFormat="1"/>
     <w:lsdException w:name="heading 2" w:semiHidden="1" w:uiPriority="9" w:unhideWhenUsed="1" w:qFormat="1"/>
@@ -3249,11 +5198,6 @@
     <w:lsdException w:name="List Table 5 Dark Accent 6" w:uiPriority="50"/>
     <w:lsdException w:name="List Table 6 Colorful Accent 6" w:uiPriority="51"/>
     <w:lsdException w:name="List Table 7 Colorful Accent 6" w:uiPriority="52"/>
-    <w:lsdException w:name="Mention" w:semiHidden="1" w:unhideWhenUsed="1"/>
-    <w:lsdException w:name="Smart Hyperlink" w:semiHidden="1" w:unhideWhenUsed="1"/>
-    <w:lsdException w:name="Hashtag" w:semiHidden="1" w:unhideWhenUsed="1"/>
-    <w:lsdException w:name="Unresolved Mention" w:semiHidden="1" w:unhideWhenUsed="1"/>
-    <w:lsdException w:name="Smart Link" w:semiHidden="1" w:unhideWhenUsed="1"/>
   </w:latentStyles>
   <w:style w:type="paragraph" w:default="1" w:styleId="Normal">
     <w:name w:val="Normal"/>
@@ -3775,6 +5719,55 @@
       <w:spacing w:val="5"/>
     </w:rPr>
   </w:style>
+  <w:style w:type="character" w:styleId="Forte">
+    <w:name w:val="Strong"/>
+    <w:basedOn w:val="Fontepargpadro"/>
+    <w:uiPriority w:val="22"/>
+    <w:qFormat/>
+    <w:rsid w:val="0044615A"/>
+    <w:rPr>
+      <w:b/>
+      <w:bCs/>
+    </w:rPr>
+  </w:style>
+  <w:style w:type="character" w:customStyle="1" w:styleId="t286pc">
+    <w:name w:val="t286pc"/>
+    <w:basedOn w:val="Fontepargpadro"/>
+    <w:rsid w:val="0044615A"/>
+  </w:style>
+  <w:style w:type="character" w:styleId="nfase">
+    <w:name w:val="Emphasis"/>
+    <w:basedOn w:val="Fontepargpadro"/>
+    <w:uiPriority w:val="20"/>
+    <w:qFormat/>
+    <w:rsid w:val="0044615A"/>
+    <w:rPr>
+      <w:i/>
+      <w:iCs/>
+    </w:rPr>
+  </w:style>
+  <w:style w:type="character" w:customStyle="1" w:styleId="vkekvd">
+    <w:name w:val="vkekvd"/>
+    <w:basedOn w:val="Fontepargpadro"/>
+    <w:rsid w:val="0044615A"/>
+  </w:style>
+  <w:style w:type="character" w:customStyle="1" w:styleId="n9q8lc">
+    <w:name w:val="n9q8lc"/>
+    <w:basedOn w:val="Fontepargpadro"/>
+    <w:rsid w:val="00EC364C"/>
+  </w:style>
+  <w:style w:type="character" w:styleId="Hyperlink">
+    <w:name w:val="Hyperlink"/>
+    <w:basedOn w:val="Fontepargpadro"/>
+    <w:uiPriority w:val="99"/>
+    <w:semiHidden/>
+    <w:unhideWhenUsed/>
+    <w:rsid w:val="0045098F"/>
+    <w:rPr>
+      <w:color w:val="0000FF"/>
+      <w:u w:val="single"/>
+    </w:rPr>
+  </w:style>
 </w:styles>
 </file>
 

--- a/PW I/Atividade 02 - Tipográfia Alunos (1).docx
+++ b/PW I/Atividade 02 - Tipográfia Alunos (1).docx
@@ -1,6 +1,6 @@
 
 <file path=word/document.xml><?xml version="1.0" encoding="utf-8"?>
-<w:document xmlns:wpc="http://schemas.microsoft.com/office/word/2010/wordprocessingCanvas" xmlns:cx="http://schemas.microsoft.com/office/drawing/2014/chartex" xmlns:mc="http://schemas.openxmlformats.org/markup-compatibility/2006" xmlns:o="urn:schemas-microsoft-com:office:office" xmlns:r="http://schemas.openxmlformats.org/officeDocument/2006/relationships" xmlns:m="http://schemas.openxmlformats.org/officeDocument/2006/math" xmlns:v="urn:schemas-microsoft-com:vml" xmlns:wp14="http://schemas.microsoft.com/office/word/2010/wordprocessingDrawing" xmlns:wp="http://schemas.openxmlformats.org/drawingml/2006/wordprocessingDrawing" xmlns:w10="urn:schemas-microsoft-com:office:word" xmlns:w="http://schemas.openxmlformats.org/wordprocessingml/2006/main" xmlns:w14="http://schemas.microsoft.com/office/word/2010/wordml" xmlns:w15="http://schemas.microsoft.com/office/word/2012/wordml" xmlns:w16se="http://schemas.microsoft.com/office/word/2015/wordml/symex" xmlns:wpg="http://schemas.microsoft.com/office/word/2010/wordprocessingGroup" xmlns:wpi="http://schemas.microsoft.com/office/word/2010/wordprocessingInk" xmlns:wne="http://schemas.microsoft.com/office/word/2006/wordml" xmlns:wps="http://schemas.microsoft.com/office/word/2010/wordprocessingShape" mc:Ignorable="w14 w15 w16se wp14">
+<w:document xmlns:wpc="http://schemas.microsoft.com/office/word/2010/wordprocessingCanvas" xmlns:cx="http://schemas.microsoft.com/office/drawing/2014/chartex" xmlns:cx1="http://schemas.microsoft.com/office/drawing/2015/9/8/chartex" xmlns:cx2="http://schemas.microsoft.com/office/drawing/2015/10/21/chartex" xmlns:cx3="http://schemas.microsoft.com/office/drawing/2016/5/9/chartex" xmlns:cx4="http://schemas.microsoft.com/office/drawing/2016/5/10/chartex" xmlns:cx5="http://schemas.microsoft.com/office/drawing/2016/5/11/chartex" xmlns:cx6="http://schemas.microsoft.com/office/drawing/2016/5/12/chartex" xmlns:cx7="http://schemas.microsoft.com/office/drawing/2016/5/13/chartex" xmlns:cx8="http://schemas.microsoft.com/office/drawing/2016/5/14/chartex" xmlns:mc="http://schemas.openxmlformats.org/markup-compatibility/2006" xmlns:aink="http://schemas.microsoft.com/office/drawing/2016/ink" xmlns:am3d="http://schemas.microsoft.com/office/drawing/2017/model3d" xmlns:o="urn:schemas-microsoft-com:office:office" xmlns:oel="http://schemas.microsoft.com/office/2019/extlst" xmlns:r="http://schemas.openxmlformats.org/officeDocument/2006/relationships" xmlns:m="http://schemas.openxmlformats.org/officeDocument/2006/math" xmlns:v="urn:schemas-microsoft-com:vml" xmlns:wp14="http://schemas.microsoft.com/office/word/2010/wordprocessingDrawing" xmlns:wp="http://schemas.openxmlformats.org/drawingml/2006/wordprocessingDrawing" xmlns:w10="urn:schemas-microsoft-com:office:word" xmlns:w="http://schemas.openxmlformats.org/wordprocessingml/2006/main" xmlns:w14="http://schemas.microsoft.com/office/word/2010/wordml" xmlns:w15="http://schemas.microsoft.com/office/word/2012/wordml" xmlns:w16cex="http://schemas.microsoft.com/office/word/2018/wordml/cex" xmlns:w16cid="http://schemas.microsoft.com/office/word/2016/wordml/cid" xmlns:w16="http://schemas.microsoft.com/office/word/2018/wordml" xmlns:w16sdtdh="http://schemas.microsoft.com/office/word/2020/wordml/sdtdatahash" xmlns:w16se="http://schemas.microsoft.com/office/word/2015/wordml/symex" xmlns:wpg="http://schemas.microsoft.com/office/word/2010/wordprocessingGroup" xmlns:wpi="http://schemas.microsoft.com/office/word/2010/wordprocessingInk" xmlns:wne="http://schemas.microsoft.com/office/word/2006/wordml" xmlns:wps="http://schemas.microsoft.com/office/word/2010/wordprocessingShape" mc:Ignorable="w14 w15 w16se w16cid w16 w16cex w16sdtdh wp14">
   <w:body>
     <w:p>
       <w:pPr>
@@ -384,6 +384,7 @@
           <w14:ligatures w14:val="none"/>
         </w:rPr>
       </w:pPr>
+      <w:proofErr w:type="spellStart"/>
       <w:r>
         <w:rPr>
           <w:rFonts w:ascii="Arial" w:eastAsia="Times New Roman" w:hAnsi="Arial" w:cs="Arial"/>
@@ -396,7 +397,22 @@
           <w:lang w:eastAsia="pt-BR"/>
           <w14:ligatures w14:val="none"/>
         </w:rPr>
-        <w:t>Garamond:</w:t>
+        <w:t>Garamond</w:t>
+      </w:r>
+      <w:proofErr w:type="spellEnd"/>
+      <w:r>
+        <w:rPr>
+          <w:rFonts w:ascii="Arial" w:eastAsia="Times New Roman" w:hAnsi="Arial" w:cs="Arial"/>
+          <w:b/>
+          <w:bCs/>
+          <w:color w:val="0A0A0A"/>
+          <w:kern w:val="0"/>
+          <w:sz w:val="24"/>
+          <w:szCs w:val="24"/>
+          <w:lang w:eastAsia="pt-BR"/>
+          <w14:ligatures w14:val="none"/>
+        </w:rPr>
+        <w:t>:</w:t>
       </w:r>
       <w:r>
         <w:rPr>
@@ -446,7 +462,27 @@
           <w:sz w:val="24"/>
           <w:szCs w:val="24"/>
         </w:rPr>
-        <w:t>Fontes Não Serifadas (Sans-serif) (1,0)</w:t>
+        <w:t>Fontes Não Serifadas (</w:t>
+      </w:r>
+      <w:proofErr w:type="spellStart"/>
+      <w:r>
+        <w:rPr>
+          <w:b/>
+          <w:bCs/>
+          <w:sz w:val="24"/>
+          <w:szCs w:val="24"/>
+        </w:rPr>
+        <w:t>Sans-serif</w:t>
+      </w:r>
+      <w:proofErr w:type="spellEnd"/>
+      <w:r>
+        <w:rPr>
+          <w:b/>
+          <w:bCs/>
+          <w:sz w:val="24"/>
+          <w:szCs w:val="24"/>
+        </w:rPr>
+        <w:t>) (1,0)</w:t>
       </w:r>
     </w:p>
     <w:p>
@@ -490,6 +526,7 @@
         </w:rPr>
         <w:t>, tecnicamente conhecidas como </w:t>
       </w:r>
+      <w:proofErr w:type="spellStart"/>
       <w:r>
         <w:rPr>
           <w:rStyle w:val="Forte"/>
@@ -501,6 +538,7 @@
         </w:rPr>
         <w:t>sans-serif</w:t>
       </w:r>
+      <w:proofErr w:type="spellEnd"/>
       <w:r>
         <w:rPr>
           <w:rFonts w:ascii="Arial" w:hAnsi="Arial" w:cs="Arial"/>
@@ -571,6 +609,7 @@
         </w:rPr>
         <w:t> (ou </w:t>
       </w:r>
+      <w:proofErr w:type="spellStart"/>
       <w:r>
         <w:rPr>
           <w:rStyle w:val="nfase"/>
@@ -580,13 +619,50 @@
         </w:rPr>
         <w:t>sans-serif</w:t>
       </w:r>
+      <w:proofErr w:type="spellEnd"/>
       <w:r>
         <w:rPr>
           <w:rFonts w:ascii="Arial" w:hAnsi="Arial" w:cs="Arial"/>
           <w:color w:val="0A0A0A"/>
           <w:shd w:val="clear" w:color="auto" w:fill="FFFFFF"/>
         </w:rPr>
-        <w:t>, em francês "sans" significa "sem" e, em holandês, "serif" refere-se a traços) são caracterizadas pela ausência de pequenas linhas ou adornos nas extremidades das letras. Elas são conhecidas por seu design limpo, moderno e minimalista</w:t>
+        <w:t>, em francês "</w:t>
+      </w:r>
+      <w:proofErr w:type="spellStart"/>
+      <w:r>
+        <w:rPr>
+          <w:rFonts w:ascii="Arial" w:hAnsi="Arial" w:cs="Arial"/>
+          <w:color w:val="0A0A0A"/>
+          <w:shd w:val="clear" w:color="auto" w:fill="FFFFFF"/>
+        </w:rPr>
+        <w:t>sans</w:t>
+      </w:r>
+      <w:proofErr w:type="spellEnd"/>
+      <w:r>
+        <w:rPr>
+          <w:rFonts w:ascii="Arial" w:hAnsi="Arial" w:cs="Arial"/>
+          <w:color w:val="0A0A0A"/>
+          <w:shd w:val="clear" w:color="auto" w:fill="FFFFFF"/>
+        </w:rPr>
+        <w:t>" significa "sem" e, em holandês, "</w:t>
+      </w:r>
+      <w:proofErr w:type="spellStart"/>
+      <w:r>
+        <w:rPr>
+          <w:rFonts w:ascii="Arial" w:hAnsi="Arial" w:cs="Arial"/>
+          <w:color w:val="0A0A0A"/>
+          <w:shd w:val="clear" w:color="auto" w:fill="FFFFFF"/>
+        </w:rPr>
+        <w:t>serif</w:t>
+      </w:r>
+      <w:proofErr w:type="spellEnd"/>
+      <w:r>
+        <w:rPr>
+          <w:rFonts w:ascii="Arial" w:hAnsi="Arial" w:cs="Arial"/>
+          <w:color w:val="0A0A0A"/>
+          <w:shd w:val="clear" w:color="auto" w:fill="FFFFFF"/>
+        </w:rPr>
+        <w:t>" refere-se a traços) são caracterizadas pela ausência de pequenas linhas ou adornos nas extremidades das letras. Elas são conhecidas por seu design limpo, moderno e minimalista</w:t>
       </w:r>
     </w:p>
     <w:p>
@@ -612,7 +688,15 @@
         <w:t xml:space="preserve"> </w:t>
       </w:r>
       <w:r>
-        <w:t>Fontes sem serifa (sans-serif), conhecidas por seus traços retos, limpos e sem adornos, são mais utilizadas em situações que exigem </w:t>
+        <w:t>Fontes sem serifa (</w:t>
+      </w:r>
+      <w:proofErr w:type="spellStart"/>
+      <w:r>
+        <w:t>sans-serif</w:t>
+      </w:r>
+      <w:proofErr w:type="spellEnd"/>
+      <w:r>
+        <w:t>), conhecidas por seus traços retos, limpos e sem adornos, são mais utilizadas em situações que exigem </w:t>
       </w:r>
       <w:r>
         <w:rPr>
@@ -671,6 +755,7 @@
         </w:rPr>
         <w:t xml:space="preserve"> </w:t>
       </w:r>
+      <w:proofErr w:type="spellStart"/>
       <w:r>
         <w:rPr>
           <w:rFonts w:ascii="Arial" w:eastAsia="Times New Roman" w:hAnsi="Arial" w:cs="Arial"/>
@@ -683,7 +768,22 @@
           <w:lang w:eastAsia="pt-BR"/>
           <w14:ligatures w14:val="none"/>
         </w:rPr>
-        <w:t>Helvetica:</w:t>
+        <w:t>Helvetica</w:t>
+      </w:r>
+      <w:proofErr w:type="spellEnd"/>
+      <w:r>
+        <w:rPr>
+          <w:rFonts w:ascii="Arial" w:eastAsia="Times New Roman" w:hAnsi="Arial" w:cs="Arial"/>
+          <w:b/>
+          <w:bCs/>
+          <w:color w:val="0A0A0A"/>
+          <w:kern w:val="0"/>
+          <w:sz w:val="24"/>
+          <w:szCs w:val="24"/>
+          <w:lang w:eastAsia="pt-BR"/>
+          <w14:ligatures w14:val="none"/>
+        </w:rPr>
+        <w:t>:</w:t>
       </w:r>
       <w:r>
         <w:rPr>
@@ -763,6 +863,7 @@
           <w14:ligatures w14:val="none"/>
         </w:rPr>
       </w:pPr>
+      <w:proofErr w:type="spellStart"/>
       <w:r>
         <w:rPr>
           <w:rFonts w:ascii="Arial" w:eastAsia="Times New Roman" w:hAnsi="Arial" w:cs="Arial"/>
@@ -775,7 +876,22 @@
           <w:lang w:eastAsia="pt-BR"/>
           <w14:ligatures w14:val="none"/>
         </w:rPr>
-        <w:t>Roboto:</w:t>
+        <w:t>Roboto</w:t>
+      </w:r>
+      <w:proofErr w:type="spellEnd"/>
+      <w:r>
+        <w:rPr>
+          <w:rFonts w:ascii="Arial" w:eastAsia="Times New Roman" w:hAnsi="Arial" w:cs="Arial"/>
+          <w:b/>
+          <w:bCs/>
+          <w:color w:val="0A0A0A"/>
+          <w:kern w:val="0"/>
+          <w:sz w:val="24"/>
+          <w:szCs w:val="24"/>
+          <w:lang w:eastAsia="pt-BR"/>
+          <w14:ligatures w14:val="none"/>
+        </w:rPr>
+        <w:t>:</w:t>
       </w:r>
       <w:r>
         <w:rPr>
@@ -835,25 +951,36 @@
           <w:sz w:val="24"/>
           <w:szCs w:val="24"/>
         </w:rPr>
-        <w:t>Fontes Monoespaçadas (1,</w:t>
-      </w:r>
-      <w:r>
-        <w:rPr>
-          <w:b/>
-          <w:bCs/>
-          <w:sz w:val="24"/>
-          <w:szCs w:val="24"/>
-        </w:rPr>
-        <w:t>0</w:t>
-      </w:r>
-      <w:r>
-        <w:rPr>
-          <w:b/>
-          <w:bCs/>
-          <w:sz w:val="24"/>
-          <w:szCs w:val="24"/>
-        </w:rPr>
-        <w:t>)</w:t>
+        <w:t xml:space="preserve">Fontes </w:t>
+      </w:r>
+      <w:proofErr w:type="spellStart"/>
+      <w:r>
+        <w:rPr>
+          <w:b/>
+          <w:bCs/>
+          <w:sz w:val="24"/>
+          <w:szCs w:val="24"/>
+        </w:rPr>
+        <w:t>Monoespaçadas</w:t>
+      </w:r>
+      <w:proofErr w:type="spellEnd"/>
+      <w:r>
+        <w:rPr>
+          <w:b/>
+          <w:bCs/>
+          <w:sz w:val="24"/>
+          <w:szCs w:val="24"/>
+        </w:rPr>
+        <w:t xml:space="preserve"> (1,</w:t>
+      </w:r>
+      <w:r>
+        <w:rPr>
+          <w:b/>
+          <w:bCs/>
+          <w:sz w:val="24"/>
+          <w:szCs w:val="24"/>
+        </w:rPr>
+        <w:t>0)</w:t>
       </w:r>
     </w:p>
     <w:p>
@@ -878,7 +1005,15 @@
         <w:t xml:space="preserve"> </w:t>
       </w:r>
       <w:r>
-        <w:t>Fontes monoespaçadas (ou de largura fixa) são tipos de letra onde cada caractere, número e símbolo ocupa exatamente a mesma quantidade de espaço horizontal</w:t>
+        <w:t xml:space="preserve">Fontes </w:t>
+      </w:r>
+      <w:proofErr w:type="spellStart"/>
+      <w:r>
+        <w:t>monoespaçadas</w:t>
+      </w:r>
+      <w:proofErr w:type="spellEnd"/>
+      <w:r>
+        <w:t xml:space="preserve"> (ou de largura fixa) são tipos de letra onde cada caractere, número e símbolo ocupa exatamente a mesma quantidade de espaço horizontal</w:t>
       </w:r>
       <w:r>
         <w:rPr>
@@ -907,8 +1042,17 @@
         <w:t xml:space="preserve"> </w:t>
       </w:r>
       <w:r>
-        <w:t>Fontes monoespaçadas (ou </w:t>
-      </w:r>
+        <w:t xml:space="preserve">Fontes </w:t>
+      </w:r>
+      <w:proofErr w:type="spellStart"/>
+      <w:r>
+        <w:t>monoespaçadas</w:t>
+      </w:r>
+      <w:proofErr w:type="spellEnd"/>
+      <w:r>
+        <w:t xml:space="preserve"> (ou </w:t>
+      </w:r>
+      <w:proofErr w:type="spellStart"/>
       <w:r>
         <w:rPr>
           <w:rStyle w:val="nfase"/>
@@ -918,6 +1062,7 @@
         </w:rPr>
         <w:t>monospace</w:t>
       </w:r>
+      <w:proofErr w:type="spellEnd"/>
       <w:r>
         <w:rPr>
           <w:rFonts w:ascii="Arial" w:hAnsi="Arial" w:cs="Arial"/>
@@ -1020,7 +1165,33 @@
           <w:lang w:eastAsia="pt-BR"/>
           <w14:ligatures w14:val="none"/>
         </w:rPr>
-        <w:t> Uma das fontes monoespaçadas mais clássicas e comuns, baseada no design das máquinas de escrever.</w:t>
+        <w:t xml:space="preserve"> Uma das fontes </w:t>
+      </w:r>
+      <w:proofErr w:type="spellStart"/>
+      <w:r>
+        <w:rPr>
+          <w:rFonts w:ascii="Arial" w:eastAsia="Times New Roman" w:hAnsi="Arial" w:cs="Arial"/>
+          <w:color w:val="0A0A0A"/>
+          <w:kern w:val="0"/>
+          <w:sz w:val="24"/>
+          <w:szCs w:val="24"/>
+          <w:lang w:eastAsia="pt-BR"/>
+          <w14:ligatures w14:val="none"/>
+        </w:rPr>
+        <w:t>monoespaçadas</w:t>
+      </w:r>
+      <w:proofErr w:type="spellEnd"/>
+      <w:r>
+        <w:rPr>
+          <w:rFonts w:ascii="Arial" w:eastAsia="Times New Roman" w:hAnsi="Arial" w:cs="Arial"/>
+          <w:color w:val="0A0A0A"/>
+          <w:kern w:val="0"/>
+          <w:sz w:val="24"/>
+          <w:szCs w:val="24"/>
+          <w:lang w:eastAsia="pt-BR"/>
+          <w14:ligatures w14:val="none"/>
+        </w:rPr>
+        <w:t xml:space="preserve"> mais clássicas e comuns, baseada no design das máquinas de escrever.</w:t>
       </w:r>
     </w:p>
     <w:p>
@@ -1088,6 +1259,7 @@
           <w14:ligatures w14:val="none"/>
         </w:rPr>
       </w:pPr>
+      <w:proofErr w:type="spellStart"/>
       <w:r>
         <w:rPr>
           <w:rFonts w:ascii="Arial" w:eastAsia="Times New Roman" w:hAnsi="Arial" w:cs="Arial"/>
@@ -1100,11 +1272,14 @@
           <w:lang w:eastAsia="pt-BR"/>
           <w14:ligatures w14:val="none"/>
         </w:rPr>
-        <w:t>Source Code Pro:</w:t>
-      </w:r>
+        <w:t>Source</w:t>
+      </w:r>
+      <w:proofErr w:type="spellEnd"/>
       <w:r>
         <w:rPr>
           <w:rFonts w:ascii="Arial" w:eastAsia="Times New Roman" w:hAnsi="Arial" w:cs="Arial"/>
+          <w:b/>
+          <w:bCs/>
           <w:color w:val="0A0A0A"/>
           <w:kern w:val="0"/>
           <w:sz w:val="24"/>
@@ -1112,7 +1287,75 @@
           <w:lang w:eastAsia="pt-BR"/>
           <w14:ligatures w14:val="none"/>
         </w:rPr>
-        <w:t> Uma fonte de código aberto (open-source) criada pela Adobe, focada em legibilidade para programação. </w:t>
+        <w:t xml:space="preserve"> </w:t>
+      </w:r>
+      <w:proofErr w:type="spellStart"/>
+      <w:r>
+        <w:rPr>
+          <w:rFonts w:ascii="Arial" w:eastAsia="Times New Roman" w:hAnsi="Arial" w:cs="Arial"/>
+          <w:b/>
+          <w:bCs/>
+          <w:color w:val="0A0A0A"/>
+          <w:kern w:val="0"/>
+          <w:sz w:val="24"/>
+          <w:szCs w:val="24"/>
+          <w:lang w:eastAsia="pt-BR"/>
+          <w14:ligatures w14:val="none"/>
+        </w:rPr>
+        <w:t>Code</w:t>
+      </w:r>
+      <w:proofErr w:type="spellEnd"/>
+      <w:r>
+        <w:rPr>
+          <w:rFonts w:ascii="Arial" w:eastAsia="Times New Roman" w:hAnsi="Arial" w:cs="Arial"/>
+          <w:b/>
+          <w:bCs/>
+          <w:color w:val="0A0A0A"/>
+          <w:kern w:val="0"/>
+          <w:sz w:val="24"/>
+          <w:szCs w:val="24"/>
+          <w:lang w:eastAsia="pt-BR"/>
+          <w14:ligatures w14:val="none"/>
+        </w:rPr>
+        <w:t xml:space="preserve"> Pro:</w:t>
+      </w:r>
+      <w:r>
+        <w:rPr>
+          <w:rFonts w:ascii="Arial" w:eastAsia="Times New Roman" w:hAnsi="Arial" w:cs="Arial"/>
+          <w:color w:val="0A0A0A"/>
+          <w:kern w:val="0"/>
+          <w:sz w:val="24"/>
+          <w:szCs w:val="24"/>
+          <w:lang w:eastAsia="pt-BR"/>
+          <w14:ligatures w14:val="none"/>
+        </w:rPr>
+        <w:t> Uma fonte de código aberto (open-</w:t>
+      </w:r>
+      <w:proofErr w:type="spellStart"/>
+      <w:r>
+        <w:rPr>
+          <w:rFonts w:ascii="Arial" w:eastAsia="Times New Roman" w:hAnsi="Arial" w:cs="Arial"/>
+          <w:color w:val="0A0A0A"/>
+          <w:kern w:val="0"/>
+          <w:sz w:val="24"/>
+          <w:szCs w:val="24"/>
+          <w:lang w:eastAsia="pt-BR"/>
+          <w14:ligatures w14:val="none"/>
+        </w:rPr>
+        <w:t>source</w:t>
+      </w:r>
+      <w:proofErr w:type="spellEnd"/>
+      <w:r>
+        <w:rPr>
+          <w:rFonts w:ascii="Arial" w:eastAsia="Times New Roman" w:hAnsi="Arial" w:cs="Arial"/>
+          <w:color w:val="0A0A0A"/>
+          <w:kern w:val="0"/>
+          <w:sz w:val="24"/>
+          <w:szCs w:val="24"/>
+          <w:lang w:eastAsia="pt-BR"/>
+          <w14:ligatures w14:val="none"/>
+        </w:rPr>
+        <w:t>) criada pela Adobe, focada em legibilidade para programação. </w:t>
       </w:r>
     </w:p>
     <w:p>
@@ -1609,6 +1852,7 @@
         </w:rPr>
         <w:t xml:space="preserve"> </w:t>
       </w:r>
+      <w:proofErr w:type="spellStart"/>
       <w:r>
         <w:rPr>
           <w:rFonts w:ascii="Arial" w:eastAsia="Times New Roman" w:hAnsi="Arial" w:cs="Arial"/>
@@ -1621,7 +1865,22 @@
           <w:lang w:eastAsia="pt-BR"/>
           <w14:ligatures w14:val="none"/>
         </w:rPr>
-        <w:t>Playfair Display:</w:t>
+        <w:t>Playfair</w:t>
+      </w:r>
+      <w:proofErr w:type="spellEnd"/>
+      <w:r>
+        <w:rPr>
+          <w:rFonts w:ascii="Arial" w:eastAsia="Times New Roman" w:hAnsi="Arial" w:cs="Arial"/>
+          <w:b/>
+          <w:bCs/>
+          <w:color w:val="0A0A0A"/>
+          <w:kern w:val="0"/>
+          <w:sz w:val="24"/>
+          <w:szCs w:val="24"/>
+          <w:lang w:eastAsia="pt-BR"/>
+          <w14:ligatures w14:val="none"/>
+        </w:rPr>
+        <w:t xml:space="preserve"> Display:</w:t>
       </w:r>
       <w:r>
         <w:rPr>
@@ -1655,6 +1914,7 @@
           <w14:ligatures w14:val="none"/>
         </w:rPr>
       </w:pPr>
+      <w:proofErr w:type="spellStart"/>
       <w:r>
         <w:rPr>
           <w:rFonts w:ascii="Arial" w:eastAsia="Times New Roman" w:hAnsi="Arial" w:cs="Arial"/>
@@ -1667,7 +1927,22 @@
           <w:lang w:eastAsia="pt-BR"/>
           <w14:ligatures w14:val="none"/>
         </w:rPr>
-        <w:t>Monoton:</w:t>
+        <w:t>Monoton</w:t>
+      </w:r>
+      <w:proofErr w:type="spellEnd"/>
+      <w:r>
+        <w:rPr>
+          <w:rFonts w:ascii="Arial" w:eastAsia="Times New Roman" w:hAnsi="Arial" w:cs="Arial"/>
+          <w:b/>
+          <w:bCs/>
+          <w:color w:val="0A0A0A"/>
+          <w:kern w:val="0"/>
+          <w:sz w:val="24"/>
+          <w:szCs w:val="24"/>
+          <w:lang w:eastAsia="pt-BR"/>
+          <w14:ligatures w14:val="none"/>
+        </w:rPr>
+        <w:t>:</w:t>
       </w:r>
       <w:r>
         <w:rPr>
@@ -1701,6 +1976,7 @@
           <w14:ligatures w14:val="none"/>
         </w:rPr>
       </w:pPr>
+      <w:proofErr w:type="spellStart"/>
       <w:r>
         <w:rPr>
           <w:rFonts w:ascii="Arial" w:eastAsia="Times New Roman" w:hAnsi="Arial" w:cs="Arial"/>
@@ -1713,7 +1989,22 @@
           <w:lang w:eastAsia="pt-BR"/>
           <w14:ligatures w14:val="none"/>
         </w:rPr>
-        <w:t>Orbitron:</w:t>
+        <w:t>Orbitron</w:t>
+      </w:r>
+      <w:proofErr w:type="spellEnd"/>
+      <w:r>
+        <w:rPr>
+          <w:rFonts w:ascii="Arial" w:eastAsia="Times New Roman" w:hAnsi="Arial" w:cs="Arial"/>
+          <w:b/>
+          <w:bCs/>
+          <w:color w:val="0A0A0A"/>
+          <w:kern w:val="0"/>
+          <w:sz w:val="24"/>
+          <w:szCs w:val="24"/>
+          <w:lang w:eastAsia="pt-BR"/>
+          <w14:ligatures w14:val="none"/>
+        </w:rPr>
+        <w:t>:</w:t>
       </w:r>
       <w:r>
         <w:rPr>
@@ -1847,6 +2138,7 @@
           <w:szCs w:val="24"/>
         </w:rPr>
       </w:pPr>
+      <w:proofErr w:type="spellStart"/>
       <w:r>
         <w:rPr>
           <w:rFonts w:ascii="Verdana" w:hAnsi="Verdana"/>
@@ -1855,7 +2147,18 @@
           <w:sz w:val="24"/>
           <w:szCs w:val="24"/>
         </w:rPr>
-        <w:t>Serif/</w:t>
+        <w:t>Serif</w:t>
+      </w:r>
+      <w:proofErr w:type="spellEnd"/>
+      <w:r>
+        <w:rPr>
+          <w:rFonts w:ascii="Verdana" w:hAnsi="Verdana"/>
+          <w:b/>
+          <w:bCs/>
+          <w:sz w:val="24"/>
+          <w:szCs w:val="24"/>
+        </w:rPr>
+        <w:t>/</w:t>
       </w:r>
       <w:r>
         <w:rPr>
@@ -1873,7 +2176,7 @@
           <w:color w:val="0A0A0A"/>
           <w:shd w:val="clear" w:color="auto" w:fill="FFFFFF"/>
         </w:rPr>
-        <w:t>Elegância e Sofisticação</w:t>
+        <w:t>Elegância e Sofisticação/em projetos visuais para chamar a atenção/</w:t>
       </w:r>
       <w:r>
         <w:rPr>
@@ -1882,8 +2185,9 @@
           <w:color w:val="0A0A0A"/>
           <w:shd w:val="clear" w:color="auto" w:fill="FFFFFF"/>
         </w:rPr>
-        <w:t>/em projetos visuais para chamar a atenção/</w:t>
-      </w:r>
+        <w:t xml:space="preserve">em projetos que não </w:t>
+      </w:r>
+      <w:proofErr w:type="spellStart"/>
       <w:r>
         <w:rPr>
           <w:rStyle w:val="Forte"/>
@@ -1891,7 +2195,17 @@
           <w:color w:val="0A0A0A"/>
           <w:shd w:val="clear" w:color="auto" w:fill="FFFFFF"/>
         </w:rPr>
-        <w:t>em projetos que não preçisam ser chamativos/</w:t>
+        <w:t>preçisam</w:t>
+      </w:r>
+      <w:proofErr w:type="spellEnd"/>
+      <w:r>
+        <w:rPr>
+          <w:rStyle w:val="Forte"/>
+          <w:rFonts w:ascii="Arial" w:hAnsi="Arial" w:cs="Arial"/>
+          <w:color w:val="0A0A0A"/>
+          <w:shd w:val="clear" w:color="auto" w:fill="FFFFFF"/>
+        </w:rPr>
+        <w:t xml:space="preserve"> ser chamativos/</w:t>
       </w:r>
     </w:p>
     <w:p>
@@ -1905,6 +2219,7 @@
           <w:szCs w:val="24"/>
         </w:rPr>
       </w:pPr>
+      <w:proofErr w:type="spellStart"/>
       <w:r>
         <w:rPr>
           <w:rFonts w:ascii="Verdana" w:hAnsi="Verdana"/>
@@ -1913,7 +2228,18 @@
           <w:sz w:val="24"/>
           <w:szCs w:val="24"/>
         </w:rPr>
-        <w:t>Sans-serif/</w:t>
+        <w:t>Sans-serif</w:t>
+      </w:r>
+      <w:proofErr w:type="spellEnd"/>
+      <w:r>
+        <w:rPr>
+          <w:rFonts w:ascii="Verdana" w:hAnsi="Verdana"/>
+          <w:b/>
+          <w:bCs/>
+          <w:sz w:val="24"/>
+          <w:szCs w:val="24"/>
+        </w:rPr>
+        <w:t>/</w:t>
       </w:r>
       <w:r>
         <w:rPr>
@@ -1923,28 +2249,40 @@
         </w:rPr>
         <w:t xml:space="preserve"> </w:t>
       </w:r>
+      <w:proofErr w:type="spellStart"/>
       <w:r>
         <w:rPr>
           <w:rFonts w:ascii="Arial" w:hAnsi="Arial" w:cs="Arial"/>
           <w:color w:val="0A0A0A"/>
           <w:shd w:val="clear" w:color="auto" w:fill="FFFFFF"/>
         </w:rPr>
-        <w:t>ransmitem sensações de modernidade, simplicidade, clareza e minimalismo.</w:t>
-      </w:r>
+        <w:t>ransmitem</w:t>
+      </w:r>
+      <w:proofErr w:type="spellEnd"/>
       <w:r>
         <w:rPr>
           <w:rFonts w:ascii="Arial" w:hAnsi="Arial" w:cs="Arial"/>
           <w:color w:val="0A0A0A"/>
           <w:shd w:val="clear" w:color="auto" w:fill="FFFFFF"/>
         </w:rPr>
-        <w:t>/</w:t>
-      </w:r>
+        <w:t xml:space="preserve"> sensações de modernidade, simplicidade, clareza e </w:t>
+      </w:r>
+      <w:proofErr w:type="gramStart"/>
       <w:r>
         <w:rPr>
           <w:rFonts w:ascii="Arial" w:hAnsi="Arial" w:cs="Arial"/>
           <w:color w:val="0A0A0A"/>
           <w:shd w:val="clear" w:color="auto" w:fill="FFFFFF"/>
         </w:rPr>
+        <w:t>minimalismo./</w:t>
+      </w:r>
+      <w:proofErr w:type="gramEnd"/>
+      <w:r>
+        <w:rPr>
+          <w:rFonts w:ascii="Arial" w:hAnsi="Arial" w:cs="Arial"/>
+          <w:color w:val="0A0A0A"/>
+          <w:shd w:val="clear" w:color="auto" w:fill="FFFFFF"/>
+        </w:rPr>
         <w:t xml:space="preserve"> </w:t>
       </w:r>
       <w:r>
@@ -1953,49 +2291,33 @@
           <w:color w:val="0A0A0A"/>
           <w:shd w:val="clear" w:color="auto" w:fill="FFFFFF"/>
         </w:rPr>
-        <w:t>Elas são ideais para projetos que buscam clareza, alta legibilidade e uma estética contemporânea</w:t>
-      </w:r>
-      <w:r>
-        <w:rPr>
+        <w:t>Elas são ideais para projetos que buscam clareza, alta legibilidade e uma estética contemporânea/</w:t>
+      </w:r>
+      <w:r>
+        <w:rPr>
+          <w:rStyle w:val="Ttulo1Char"/>
           <w:rFonts w:ascii="Arial" w:hAnsi="Arial" w:cs="Arial"/>
           <w:color w:val="0A0A0A"/>
           <w:shd w:val="clear" w:color="auto" w:fill="FFFFFF"/>
         </w:rPr>
-        <w:t>/</w:t>
-      </w:r>
-      <w:r>
-        <w:rPr>
-          <w:rStyle w:val="Ttulo1Char"/>
+        <w:t xml:space="preserve"> </w:t>
+      </w:r>
+      <w:r>
+        <w:rPr>
+          <w:rStyle w:val="Forte"/>
           <w:rFonts w:ascii="Arial" w:hAnsi="Arial" w:cs="Arial"/>
           <w:color w:val="0A0A0A"/>
           <w:shd w:val="clear" w:color="auto" w:fill="FFFFFF"/>
         </w:rPr>
-        <w:t xml:space="preserve"> </w:t>
-      </w:r>
-      <w:r>
-        <w:rPr>
-          <w:rStyle w:val="Forte"/>
+        <w:t>Textos Longos Impressos:</w:t>
+      </w:r>
+      <w:r>
+        <w:rPr>
           <w:rFonts w:ascii="Arial" w:hAnsi="Arial" w:cs="Arial"/>
           <w:color w:val="0A0A0A"/>
           <w:shd w:val="clear" w:color="auto" w:fill="FFFFFF"/>
         </w:rPr>
-        <w:t>Textos Longos Impressos:</w:t>
-      </w:r>
-      <w:r>
-        <w:rPr>
-          <w:rFonts w:ascii="Arial" w:hAnsi="Arial" w:cs="Arial"/>
-          <w:color w:val="0A0A0A"/>
-          <w:shd w:val="clear" w:color="auto" w:fill="FFFFFF"/>
-        </w:rPr>
-        <w:t> </w:t>
-      </w:r>
-      <w:r>
-        <w:rPr>
-          <w:rFonts w:ascii="Arial" w:hAnsi="Arial" w:cs="Arial"/>
-          <w:color w:val="0A0A0A"/>
-          <w:shd w:val="clear" w:color="auto" w:fill="FFFFFF"/>
-        </w:rPr>
-        <w:t>/</w:t>
+        <w:t> /</w:t>
       </w:r>
     </w:p>
     <w:p>
@@ -2009,6 +2331,7 @@
           <w:szCs w:val="24"/>
         </w:rPr>
       </w:pPr>
+      <w:proofErr w:type="spellStart"/>
       <w:r>
         <w:rPr>
           <w:rFonts w:ascii="Verdana" w:hAnsi="Verdana"/>
@@ -2017,7 +2340,18 @@
           <w:sz w:val="24"/>
           <w:szCs w:val="24"/>
         </w:rPr>
-        <w:t>Monospace/</w:t>
+        <w:t>Monospace</w:t>
+      </w:r>
+      <w:proofErr w:type="spellEnd"/>
+      <w:r>
+        <w:rPr>
+          <w:rFonts w:ascii="Verdana" w:hAnsi="Verdana"/>
+          <w:b/>
+          <w:bCs/>
+          <w:sz w:val="24"/>
+          <w:szCs w:val="24"/>
+        </w:rPr>
+        <w:t>/</w:t>
       </w:r>
       <w:r>
         <w:rPr>
@@ -2034,8 +2368,49 @@
           <w:color w:val="0A0A0A"/>
           <w:shd w:val="clear" w:color="auto" w:fill="FFFFFF"/>
         </w:rPr>
-        <w:t>ordem, eficiência, precisão técnica e modernidade</w:t>
-      </w:r>
+        <w:t>ordem, eficiência, precisão técnica e modernidade/</w:t>
+      </w:r>
+      <w:r>
+        <w:rPr>
+          <w:rFonts w:ascii="Arial" w:hAnsi="Arial" w:cs="Arial"/>
+          <w:color w:val="0A0A0A"/>
+          <w:shd w:val="clear" w:color="auto" w:fill="FFFFFF"/>
+        </w:rPr>
+        <w:t xml:space="preserve"> </w:t>
+      </w:r>
+      <w:r>
+        <w:rPr>
+          <w:rFonts w:ascii="Arial" w:hAnsi="Arial" w:cs="Arial"/>
+          <w:color w:val="0A0A0A"/>
+          <w:shd w:val="clear" w:color="auto" w:fill="FFFFFF"/>
+        </w:rPr>
+        <w:t xml:space="preserve">As fontes </w:t>
+      </w:r>
+      <w:proofErr w:type="spellStart"/>
+      <w:r>
+        <w:rPr>
+          <w:rFonts w:ascii="Arial" w:hAnsi="Arial" w:cs="Arial"/>
+          <w:color w:val="0A0A0A"/>
+          <w:shd w:val="clear" w:color="auto" w:fill="FFFFFF"/>
+        </w:rPr>
+        <w:t>monospace</w:t>
+      </w:r>
+      <w:proofErr w:type="spellEnd"/>
+      <w:r>
+        <w:rPr>
+          <w:rFonts w:ascii="Arial" w:hAnsi="Arial" w:cs="Arial"/>
+          <w:color w:val="0A0A0A"/>
+          <w:shd w:val="clear" w:color="auto" w:fill="FFFFFF"/>
+        </w:rPr>
+        <w:t xml:space="preserve"> são ideais para projetos que exigem precisão técnica, organização de dados ou uma estética /</w:t>
+      </w:r>
+      <w:r>
+        <w:t xml:space="preserve"> </w:t>
+      </w:r>
+      <w:r>
+        <w:t>A fonte </w:t>
+      </w:r>
+      <w:proofErr w:type="spellStart"/>
       <w:r>
         <w:rPr>
           <w:rStyle w:val="Forte"/>
@@ -2043,62 +2418,34 @@
           <w:color w:val="0A0A0A"/>
           <w:shd w:val="clear" w:color="auto" w:fill="FFFFFF"/>
         </w:rPr>
-        <w:t>/</w:t>
-      </w:r>
+        <w:t>Monospace</w:t>
+      </w:r>
+      <w:proofErr w:type="spellEnd"/>
       <w:r>
         <w:rPr>
           <w:rFonts w:ascii="Arial" w:hAnsi="Arial" w:cs="Arial"/>
           <w:color w:val="0A0A0A"/>
           <w:shd w:val="clear" w:color="auto" w:fill="FFFFFF"/>
         </w:rPr>
-        <w:t xml:space="preserve"> </w:t>
-      </w:r>
+        <w:t xml:space="preserve"> (ou </w:t>
+      </w:r>
+      <w:proofErr w:type="spellStart"/>
       <w:r>
         <w:rPr>
           <w:rFonts w:ascii="Arial" w:hAnsi="Arial" w:cs="Arial"/>
           <w:color w:val="0A0A0A"/>
           <w:shd w:val="clear" w:color="auto" w:fill="FFFFFF"/>
         </w:rPr>
-        <w:t>As fontes monospace são ideais para projetos que exigem precisão técnica, organização de dados ou uma estética </w:t>
-      </w:r>
+        <w:t>monoespaçada</w:t>
+      </w:r>
+      <w:proofErr w:type="spellEnd"/>
       <w:r>
         <w:rPr>
           <w:rFonts w:ascii="Arial" w:hAnsi="Arial" w:cs="Arial"/>
           <w:color w:val="0A0A0A"/>
           <w:shd w:val="clear" w:color="auto" w:fill="FFFFFF"/>
         </w:rPr>
-        <w:t>/</w:t>
-      </w:r>
-      <w:r>
-        <w:t xml:space="preserve"> </w:t>
-      </w:r>
-      <w:r>
-        <w:t>A fonte </w:t>
-      </w:r>
-      <w:r>
-        <w:rPr>
-          <w:rStyle w:val="Forte"/>
-          <w:rFonts w:ascii="Arial" w:hAnsi="Arial" w:cs="Arial"/>
-          <w:color w:val="0A0A0A"/>
-          <w:shd w:val="clear" w:color="auto" w:fill="FFFFFF"/>
-        </w:rPr>
-        <w:t>Monospace</w:t>
-      </w:r>
-      <w:r>
-        <w:rPr>
-          <w:rFonts w:ascii="Arial" w:hAnsi="Arial" w:cs="Arial"/>
-          <w:color w:val="0A0A0A"/>
-          <w:shd w:val="clear" w:color="auto" w:fill="FFFFFF"/>
-        </w:rPr>
-        <w:t> (ou monoespaçada), na qual todos os caracteres oc</w:t>
-      </w:r>
-      <w:r>
-        <w:rPr>
-          <w:rFonts w:ascii="Arial" w:hAnsi="Arial" w:cs="Arial"/>
-          <w:color w:val="0A0A0A"/>
-          <w:shd w:val="clear" w:color="auto" w:fill="FFFFFF"/>
-        </w:rPr>
-        <w:t>upam a mesma largura horizontal.</w:t>
+        <w:t>), na qual todos os caracteres ocupam a mesma largura horizontal.</w:t>
       </w:r>
     </w:p>
     <w:p>
@@ -2136,16 +2483,18 @@
           <w:color w:val="0A0A0A"/>
           <w:shd w:val="clear" w:color="auto" w:fill="FFFFFF"/>
         </w:rPr>
-        <w:t>são caracterizadas por traços fluidos, fluidos e geralmente imitam a escrita à mão.</w:t>
-      </w:r>
+        <w:t xml:space="preserve">são caracterizadas por traços fluidos, fluidos e geralmente imitam a escrita à </w:t>
+      </w:r>
+      <w:proofErr w:type="gramStart"/>
       <w:r>
         <w:rPr>
           <w:rFonts w:ascii="Arial" w:hAnsi="Arial" w:cs="Arial"/>
           <w:color w:val="0A0A0A"/>
           <w:shd w:val="clear" w:color="auto" w:fill="FFFFFF"/>
         </w:rPr>
-        <w:t>/</w:t>
-      </w:r>
+        <w:t>mão./</w:t>
+      </w:r>
+      <w:proofErr w:type="gramEnd"/>
       <w:r>
         <w:rPr>
           <w:rFonts w:ascii="Arial" w:hAnsi="Arial" w:cs="Arial"/>
@@ -2155,6 +2504,7 @@
         <w:t xml:space="preserve"> </w:t>
       </w:r>
       <w:hyperlink r:id="rId5" w:tgtFrame="_blank" w:history="1">
+        <w:proofErr w:type="spellStart"/>
         <w:r>
           <w:rPr>
             <w:rStyle w:val="Hyperlink"/>
@@ -2164,6 +2514,7 @@
           </w:rPr>
           <w:t>Canva</w:t>
         </w:r>
+        <w:proofErr w:type="spellEnd"/>
       </w:hyperlink>
       <w:r>
         <w:rPr>
@@ -2171,7 +2522,7 @@
           <w:color w:val="0A0A0A"/>
           <w:shd w:val="clear" w:color="auto" w:fill="FFFFFF"/>
         </w:rPr>
-        <w:t>) é um tipo de fonte manuscrita que simula a escrita à mão</w:t>
+        <w:t>) é um tipo de fonte manuscrita que simula a escrita à mão/</w:t>
       </w:r>
       <w:r>
         <w:rPr>
@@ -2179,7 +2530,7 @@
           <w:color w:val="0A0A0A"/>
           <w:shd w:val="clear" w:color="auto" w:fill="FFFFFF"/>
         </w:rPr>
-        <w:t>/</w:t>
+        <w:t xml:space="preserve"> </w:t>
       </w:r>
       <w:r>
         <w:rPr>
@@ -2187,43 +2538,25 @@
           <w:color w:val="0A0A0A"/>
           <w:shd w:val="clear" w:color="auto" w:fill="FFFFFF"/>
         </w:rPr>
-        <w:t xml:space="preserve"> </w:t>
-      </w:r>
-      <w:r>
-        <w:rPr>
+        <w:t> </w:t>
+      </w:r>
+      <w:r>
+        <w:rPr>
+          <w:rStyle w:val="Forte"/>
           <w:rFonts w:ascii="Arial" w:hAnsi="Arial" w:cs="Arial"/>
           <w:color w:val="0A0A0A"/>
           <w:shd w:val="clear" w:color="auto" w:fill="FFFFFF"/>
         </w:rPr>
-        <w:t> </w:t>
-      </w:r>
-      <w:r>
-        <w:rPr>
-          <w:rStyle w:val="Forte"/>
+        <w:t>NÃO</w:t>
+      </w:r>
+      <w:r>
+        <w:rPr>
           <w:rFonts w:ascii="Arial" w:hAnsi="Arial" w:cs="Arial"/>
           <w:color w:val="0A0A0A"/>
           <w:shd w:val="clear" w:color="auto" w:fill="FFFFFF"/>
         </w:rPr>
-        <w:t>NÃO</w:t>
-      </w:r>
-      <w:r>
-        <w:rPr>
-          <w:rFonts w:ascii="Arial" w:hAnsi="Arial" w:cs="Arial"/>
-          <w:color w:val="0A0A0A"/>
-          <w:shd w:val="clear" w:color="auto" w:fill="FFFFFF"/>
-        </w:rPr>
-        <w:t> é adequado em situações que exijam alta legibilidade, formalidade extrema ou acessibilidade</w:t>
-      </w:r>
-      <w:r>
-        <w:rPr>
-          <w:rFonts w:ascii="Arial" w:hAnsi="Arial" w:cs="Arial"/>
-          <w:color w:val="0A0A0A"/>
-          <w:shd w:val="clear" w:color="auto" w:fill="FFFFFF"/>
-        </w:rPr>
-        <w:t>/</w:t>
-      </w:r>
-      <w:bookmarkStart w:id="0" w:name="_GoBack"/>
-      <w:bookmarkEnd w:id="0"/>
+        <w:t> é adequado em situações que exijam alta legibilidade, formalidade extrema ou acessibilidade/</w:t>
+      </w:r>
     </w:p>
     <w:p>
       <w:pPr>
@@ -2260,7 +2593,45 @@
           <w:sz w:val="24"/>
           <w:szCs w:val="24"/>
         </w:rPr>
-        <w:t>Qual sensação a fonte transmite?</w:t>
+        <w:t>Qual sensação a fonte transmite</w:t>
+      </w:r>
+      <w:r>
+        <w:rPr>
+          <w:sz w:val="24"/>
+          <w:szCs w:val="24"/>
+        </w:rPr>
+        <w:t>?</w:t>
+      </w:r>
+      <w:r>
+        <w:rPr>
+          <w:rFonts w:ascii="Arial" w:hAnsi="Arial" w:cs="Arial"/>
+          <w:color w:val="EEF0FF"/>
+          <w:shd w:val="clear" w:color="auto" w:fill="34457F"/>
+        </w:rPr>
+        <w:t xml:space="preserve"> </w:t>
+      </w:r>
+      <w:r>
+        <w:rPr>
+          <w:sz w:val="24"/>
+          <w:szCs w:val="24"/>
+        </w:rPr>
+        <w:t>elegância (serifadas), modernidade (</w:t>
+      </w:r>
+      <w:proofErr w:type="spellStart"/>
+      <w:r>
+        <w:rPr>
+          <w:sz w:val="24"/>
+          <w:szCs w:val="24"/>
+        </w:rPr>
+        <w:t>sans-serif</w:t>
+      </w:r>
+      <w:proofErr w:type="spellEnd"/>
+      <w:r>
+        <w:rPr>
+          <w:sz w:val="24"/>
+          <w:szCs w:val="24"/>
+        </w:rPr>
+        <w:t>), criatividade (decorativas) ou força (impacto)</w:t>
       </w:r>
     </w:p>
     <w:p>
@@ -2279,7 +2650,23 @@
           <w:sz w:val="24"/>
           <w:szCs w:val="24"/>
         </w:rPr>
+        <w:lastRenderedPageBreak/>
         <w:t>Em que tipo de projeto ela seria adequada?</w:t>
+      </w:r>
+      <w:r>
+        <w:rPr>
+          <w:rFonts w:ascii="Arial" w:hAnsi="Arial" w:cs="Arial"/>
+          <w:color w:val="E6E8F0"/>
+          <w:shd w:val="clear" w:color="auto" w:fill="1F1F1F"/>
+        </w:rPr>
+        <w:t xml:space="preserve"> </w:t>
+      </w:r>
+      <w:r>
+        <w:rPr>
+          <w:sz w:val="24"/>
+          <w:szCs w:val="24"/>
+        </w:rPr>
+        <w:t>A adequação de uma fonte de alimentação chaveada (conforme os resultados da pesquisa sobre "fonte") depende das suas especificações técnicas (tensão e corrente).</w:t>
       </w:r>
     </w:p>
     <w:p>
@@ -2298,8 +2685,27 @@
           <w:sz w:val="24"/>
           <w:szCs w:val="24"/>
         </w:rPr>
-        <w:lastRenderedPageBreak/>
-        <w:t>Em que situação NÃO seria adequada?</w:t>
+        <w:t>Em que situação NÃO seria adequada</w:t>
+      </w:r>
+      <w:r>
+        <w:rPr>
+          <w:sz w:val="24"/>
+          <w:szCs w:val="24"/>
+        </w:rPr>
+        <w:t>?</w:t>
+      </w:r>
+      <w:r>
+        <w:rPr>
+          <w:shd w:val="clear" w:color="auto" w:fill="2C303D"/>
+        </w:rPr>
+        <w:t xml:space="preserve"> </w:t>
+      </w:r>
+      <w:r>
+        <w:rPr>
+          <w:sz w:val="24"/>
+          <w:szCs w:val="24"/>
+        </w:rPr>
+        <w:t>Uma fonte de alimentação (PSU) para computador não seria adequada em diversas situações, principalmente quando coloca em risco a integridade dos componentes, a estabilidade do sistema ou a segurança física. </w:t>
       </w:r>
     </w:p>
     <w:p>
@@ -2340,7 +2746,23 @@
           <w:sz w:val="24"/>
           <w:szCs w:val="24"/>
         </w:rPr>
-        <w:t>Crie um pequeno layout (pode ser no Canva, PowerPoint ou papel) contendo:</w:t>
+        <w:t xml:space="preserve">Crie um pequeno layout (pode ser no </w:t>
+      </w:r>
+      <w:proofErr w:type="spellStart"/>
+      <w:r>
+        <w:rPr>
+          <w:sz w:val="24"/>
+          <w:szCs w:val="24"/>
+        </w:rPr>
+        <w:t>Canva</w:t>
+      </w:r>
+      <w:proofErr w:type="spellEnd"/>
+      <w:r>
+        <w:rPr>
+          <w:sz w:val="24"/>
+          <w:szCs w:val="24"/>
+        </w:rPr>
+        <w:t>, PowerPoint ou papel) contendo:</w:t>
       </w:r>
     </w:p>
     <w:p>
@@ -2378,8 +2800,17 @@
           <w:sz w:val="24"/>
           <w:szCs w:val="24"/>
         </w:rPr>
-        <w:t>Um subtítulo usando fonte Sans-serif</w:t>
-      </w:r>
+        <w:t xml:space="preserve">Um subtítulo usando fonte </w:t>
+      </w:r>
+      <w:proofErr w:type="spellStart"/>
+      <w:r>
+        <w:rPr>
+          <w:sz w:val="24"/>
+          <w:szCs w:val="24"/>
+        </w:rPr>
+        <w:t>Sans-serif</w:t>
+      </w:r>
+      <w:proofErr w:type="spellEnd"/>
     </w:p>
     <w:p>
       <w:pPr>
@@ -2416,8 +2847,17 @@
           <w:sz w:val="24"/>
           <w:szCs w:val="24"/>
         </w:rPr>
-        <w:t>Uma pequena simulação de código usando fonte Monoespaçada</w:t>
-      </w:r>
+        <w:t xml:space="preserve">Uma pequena simulação de código usando fonte </w:t>
+      </w:r>
+      <w:proofErr w:type="spellStart"/>
+      <w:r>
+        <w:rPr>
+          <w:sz w:val="24"/>
+          <w:szCs w:val="24"/>
+        </w:rPr>
+        <w:t>Monoespaçada</w:t>
+      </w:r>
+      <w:proofErr w:type="spellEnd"/>
     </w:p>
     <w:p/>
     <w:sectPr>
@@ -2431,7 +2871,7 @@
 </file>
 
 <file path=word/numbering.xml><?xml version="1.0" encoding="utf-8"?>
-<w:numbering xmlns:wpc="http://schemas.microsoft.com/office/word/2010/wordprocessingCanvas" xmlns:cx="http://schemas.microsoft.com/office/drawing/2014/chartex" xmlns:mc="http://schemas.openxmlformats.org/markup-compatibility/2006" xmlns:o="urn:schemas-microsoft-com:office:office" xmlns:r="http://schemas.openxmlformats.org/officeDocument/2006/relationships" xmlns:m="http://schemas.openxmlformats.org/officeDocument/2006/math" xmlns:v="urn:schemas-microsoft-com:vml" xmlns:wp14="http://schemas.microsoft.com/office/word/2010/wordprocessingDrawing" xmlns:wp="http://schemas.openxmlformats.org/drawingml/2006/wordprocessingDrawing" xmlns:w10="urn:schemas-microsoft-com:office:word" xmlns:w="http://schemas.openxmlformats.org/wordprocessingml/2006/main" xmlns:w14="http://schemas.microsoft.com/office/word/2010/wordml" xmlns:w15="http://schemas.microsoft.com/office/word/2012/wordml" xmlns:w16se="http://schemas.microsoft.com/office/word/2015/wordml/symex" xmlns:wpg="http://schemas.microsoft.com/office/word/2010/wordprocessingGroup" xmlns:wpi="http://schemas.microsoft.com/office/word/2010/wordprocessingInk" xmlns:wne="http://schemas.microsoft.com/office/word/2006/wordml" xmlns:wps="http://schemas.microsoft.com/office/word/2010/wordprocessingShape" mc:Ignorable="w14 w15 w16se wp14">
+<w:numbering xmlns:wpc="http://schemas.microsoft.com/office/word/2010/wordprocessingCanvas" xmlns:cx="http://schemas.microsoft.com/office/drawing/2014/chartex" xmlns:cx1="http://schemas.microsoft.com/office/drawing/2015/9/8/chartex" xmlns:cx2="http://schemas.microsoft.com/office/drawing/2015/10/21/chartex" xmlns:cx3="http://schemas.microsoft.com/office/drawing/2016/5/9/chartex" xmlns:cx4="http://schemas.microsoft.com/office/drawing/2016/5/10/chartex" xmlns:cx5="http://schemas.microsoft.com/office/drawing/2016/5/11/chartex" xmlns:cx6="http://schemas.microsoft.com/office/drawing/2016/5/12/chartex" xmlns:cx7="http://schemas.microsoft.com/office/drawing/2016/5/13/chartex" xmlns:cx8="http://schemas.microsoft.com/office/drawing/2016/5/14/chartex" xmlns:mc="http://schemas.openxmlformats.org/markup-compatibility/2006" xmlns:aink="http://schemas.microsoft.com/office/drawing/2016/ink" xmlns:am3d="http://schemas.microsoft.com/office/drawing/2017/model3d" xmlns:o="urn:schemas-microsoft-com:office:office" xmlns:oel="http://schemas.microsoft.com/office/2019/extlst" xmlns:r="http://schemas.openxmlformats.org/officeDocument/2006/relationships" xmlns:m="http://schemas.openxmlformats.org/officeDocument/2006/math" xmlns:v="urn:schemas-microsoft-com:vml" xmlns:wp14="http://schemas.microsoft.com/office/word/2010/wordprocessingDrawing" xmlns:wp="http://schemas.openxmlformats.org/drawingml/2006/wordprocessingDrawing" xmlns:w10="urn:schemas-microsoft-com:office:word" xmlns:w="http://schemas.openxmlformats.org/wordprocessingml/2006/main" xmlns:w14="http://schemas.microsoft.com/office/word/2010/wordml" xmlns:w15="http://schemas.microsoft.com/office/word/2012/wordml" xmlns:w16cex="http://schemas.microsoft.com/office/word/2018/wordml/cex" xmlns:w16cid="http://schemas.microsoft.com/office/word/2016/wordml/cid" xmlns:w16="http://schemas.microsoft.com/office/word/2018/wordml" xmlns:w16sdtdh="http://schemas.microsoft.com/office/word/2020/wordml/sdtdatahash" xmlns:w16se="http://schemas.microsoft.com/office/word/2015/wordml/symex" xmlns:wpg="http://schemas.microsoft.com/office/word/2010/wordprocessingGroup" xmlns:wpi="http://schemas.microsoft.com/office/word/2010/wordprocessingInk" xmlns:wne="http://schemas.microsoft.com/office/word/2006/wordml" xmlns:wps="http://schemas.microsoft.com/office/word/2010/wordprocessingShape" mc:Ignorable="w14 w15 w16se w16cid w16 w16cex w16sdtdh wp14">
   <w:abstractNum w:abstractNumId="0" w15:restartNumberingAfterBreak="0">
     <w:nsid w:val="00AA3B21"/>
     <w:multiLevelType w:val="multilevel"/>
@@ -4753,62 +5193,62 @@
       </w:pPr>
     </w:lvl>
   </w:abstractNum>
-  <w:num w:numId="1">
+  <w:num w:numId="1" w16cid:durableId="1705710251">
     <w:abstractNumId w:val="1"/>
   </w:num>
-  <w:num w:numId="2">
+  <w:num w:numId="2" w16cid:durableId="575093257">
     <w:abstractNumId w:val="0"/>
   </w:num>
-  <w:num w:numId="3">
+  <w:num w:numId="3" w16cid:durableId="195505149">
     <w:abstractNumId w:val="6"/>
   </w:num>
-  <w:num w:numId="4">
+  <w:num w:numId="4" w16cid:durableId="1751653607">
     <w:abstractNumId w:val="10"/>
   </w:num>
-  <w:num w:numId="5">
+  <w:num w:numId="5" w16cid:durableId="1163544239">
     <w:abstractNumId w:val="12"/>
   </w:num>
-  <w:num w:numId="6">
+  <w:num w:numId="6" w16cid:durableId="128011922">
     <w:abstractNumId w:val="15"/>
   </w:num>
-  <w:num w:numId="7">
+  <w:num w:numId="7" w16cid:durableId="1746487116">
     <w:abstractNumId w:val="4"/>
   </w:num>
-  <w:num w:numId="8">
+  <w:num w:numId="8" w16cid:durableId="1143085855">
     <w:abstractNumId w:val="9"/>
   </w:num>
-  <w:num w:numId="9">
+  <w:num w:numId="9" w16cid:durableId="320475641">
     <w:abstractNumId w:val="8"/>
   </w:num>
-  <w:num w:numId="10">
+  <w:num w:numId="10" w16cid:durableId="1000697013">
     <w:abstractNumId w:val="7"/>
   </w:num>
-  <w:num w:numId="11">
+  <w:num w:numId="11" w16cid:durableId="746460621">
     <w:abstractNumId w:val="16"/>
   </w:num>
-  <w:num w:numId="12">
+  <w:num w:numId="12" w16cid:durableId="355423669">
     <w:abstractNumId w:val="2"/>
   </w:num>
-  <w:num w:numId="13">
+  <w:num w:numId="13" w16cid:durableId="361708894">
     <w:abstractNumId w:val="14"/>
   </w:num>
-  <w:num w:numId="14">
+  <w:num w:numId="14" w16cid:durableId="1662464026">
     <w:abstractNumId w:val="3"/>
   </w:num>
-  <w:num w:numId="15">
+  <w:num w:numId="15" w16cid:durableId="157963690">
     <w:abstractNumId w:val="11"/>
   </w:num>
-  <w:num w:numId="16">
+  <w:num w:numId="16" w16cid:durableId="2049909751">
     <w:abstractNumId w:val="5"/>
   </w:num>
-  <w:num w:numId="17">
+  <w:num w:numId="17" w16cid:durableId="650596420">
     <w:abstractNumId w:val="13"/>
   </w:num>
 </w:numbering>
 </file>
 
 <file path=word/styles.xml><?xml version="1.0" encoding="utf-8"?>
-<w:styles xmlns:mc="http://schemas.openxmlformats.org/markup-compatibility/2006" xmlns:r="http://schemas.openxmlformats.org/officeDocument/2006/relationships" xmlns:w="http://schemas.openxmlformats.org/wordprocessingml/2006/main" xmlns:w14="http://schemas.microsoft.com/office/word/2010/wordml" xmlns:w15="http://schemas.microsoft.com/office/word/2012/wordml" xmlns:w16se="http://schemas.microsoft.com/office/word/2015/wordml/symex" mc:Ignorable="w14 w15 w16se">
+<w:styles xmlns:mc="http://schemas.openxmlformats.org/markup-compatibility/2006" xmlns:r="http://schemas.openxmlformats.org/officeDocument/2006/relationships" xmlns:w="http://schemas.openxmlformats.org/wordprocessingml/2006/main" xmlns:w14="http://schemas.microsoft.com/office/word/2010/wordml" xmlns:w15="http://schemas.microsoft.com/office/word/2012/wordml" xmlns:w16cex="http://schemas.microsoft.com/office/word/2018/wordml/cex" xmlns:w16cid="http://schemas.microsoft.com/office/word/2016/wordml/cid" xmlns:w16="http://schemas.microsoft.com/office/word/2018/wordml" xmlns:w16sdtdh="http://schemas.microsoft.com/office/word/2020/wordml/sdtdatahash" xmlns:w16se="http://schemas.microsoft.com/office/word/2015/wordml/symex" mc:Ignorable="w14 w15 w16se w16cid w16 w16cex w16sdtdh">
   <w:docDefaults>
     <w:rPrDefault>
       <w:rPr>
@@ -4826,7 +5266,7 @@
       </w:pPr>
     </w:pPrDefault>
   </w:docDefaults>
-  <w:latentStyles w:defLockedState="0" w:defUIPriority="99" w:defSemiHidden="0" w:defUnhideWhenUsed="0" w:defQFormat="0" w:count="371">
+  <w:latentStyles w:defLockedState="0" w:defUIPriority="99" w:defSemiHidden="0" w:defUnhideWhenUsed="0" w:defQFormat="0" w:count="376">
     <w:lsdException w:name="Normal" w:uiPriority="0" w:qFormat="1"/>
     <w:lsdException w:name="heading 1" w:uiPriority="9" w:qFormat="1"/>
     <w:lsdException w:name="heading 2" w:semiHidden="1" w:uiPriority="9" w:unhideWhenUsed="1" w:qFormat="1"/>
@@ -5198,6 +5638,11 @@
     <w:lsdException w:name="List Table 5 Dark Accent 6" w:uiPriority="50"/>
     <w:lsdException w:name="List Table 6 Colorful Accent 6" w:uiPriority="51"/>
     <w:lsdException w:name="List Table 7 Colorful Accent 6" w:uiPriority="52"/>
+    <w:lsdException w:name="Mention" w:semiHidden="1" w:unhideWhenUsed="1"/>
+    <w:lsdException w:name="Smart Hyperlink" w:semiHidden="1" w:unhideWhenUsed="1"/>
+    <w:lsdException w:name="Hashtag" w:semiHidden="1" w:unhideWhenUsed="1"/>
+    <w:lsdException w:name="Unresolved Mention" w:semiHidden="1" w:unhideWhenUsed="1"/>
+    <w:lsdException w:name="Smart Link" w:semiHidden="1" w:unhideWhenUsed="1"/>
   </w:latentStyles>
   <w:style w:type="paragraph" w:default="1" w:styleId="Normal">
     <w:name w:val="Normal"/>
@@ -5405,7 +5850,6 @@
   <w:style w:type="character" w:default="1" w:styleId="Fontepargpadro">
     <w:name w:val="Default Paragraph Font"/>
     <w:uiPriority w:val="1"/>
-    <w:semiHidden/>
     <w:unhideWhenUsed/>
   </w:style>
   <w:style w:type="table" w:default="1" w:styleId="Tabelanormal">
